--- a/docs/Final_Presentation_Script.docx
+++ b/docs/Final_Presentation_Script.docx
@@ -30,7 +30,7 @@
         <w:t xml:space="preserve">docs/Viva_Presentation.pptx</w:t>
       </w:r>
       <w:r>
-        <w:t xml:space="preserve"> (21 slides; English speaker notes on each).</w:t>
+        <w:t xml:space="preserve"> (22 slides; English speaker notes on each).</w:t>
       </w:r>
     </w:p>
     <w:p>
@@ -70,9 +70,9 @@
         </w:tblBorders>
       </w:tblPr>
       <w:tblGrid>
-        <w:gridCol w:w="6214"/>
-        <w:gridCol w:w="1183"/>
-        <w:gridCol w:w="1629"/>
+        <w:gridCol w:w="6708"/>
+        <w:gridCol w:w="975"/>
+        <w:gridCol w:w="1343"/>
       </w:tblGrid>
       <w:tr>
         <w:trPr>
@@ -80,7 +80,7 @@
         </w:trPr>
         <w:tc>
           <w:tcPr>
-            <w:tcW w:type="dxa" w:w="6214"/>
+            <w:tcW w:type="dxa" w:w="6708"/>
             <w:tcBorders>
               <w:top w:val="single" w:color="9AA9B8" w:sz="4"/>
               <w:left w:val="single" w:color="9AA9B8" w:sz="4"/>
@@ -109,7 +109,7 @@
         </w:tc>
         <w:tc>
           <w:tcPr>
-            <w:tcW w:type="dxa" w:w="1183"/>
+            <w:tcW w:type="dxa" w:w="975"/>
             <w:tcBorders>
               <w:top w:val="single" w:color="9AA9B8" w:sz="4"/>
               <w:left w:val="single" w:color="9AA9B8" w:sz="4"/>
@@ -138,7 +138,7 @@
         </w:tc>
         <w:tc>
           <w:tcPr>
-            <w:tcW w:type="dxa" w:w="1629"/>
+            <w:tcW w:type="dxa" w:w="1343"/>
             <w:tcBorders>
               <w:top w:val="single" w:color="9AA9B8" w:sz="4"/>
               <w:left w:val="single" w:color="9AA9B8" w:sz="4"/>
@@ -172,7 +172,7 @@
         </w:trPr>
         <w:tc>
           <w:tcPr>
-            <w:tcW w:type="dxa" w:w="6214"/>
+            <w:tcW w:type="dxa" w:w="6708"/>
             <w:tcBorders>
               <w:top w:val="single" w:color="9AA9B8" w:sz="4"/>
               <w:left w:val="single" w:color="9AA9B8" w:sz="4"/>
@@ -198,7 +198,7 @@
         </w:tc>
         <w:tc>
           <w:tcPr>
-            <w:tcW w:type="dxa" w:w="1183"/>
+            <w:tcW w:type="dxa" w:w="975"/>
             <w:tcBorders>
               <w:top w:val="single" w:color="9AA9B8" w:sz="4"/>
               <w:left w:val="single" w:color="9AA9B8" w:sz="4"/>
@@ -224,7 +224,7 @@
         </w:tc>
         <w:tc>
           <w:tcPr>
-            <w:tcW w:type="dxa" w:w="1629"/>
+            <w:tcW w:type="dxa" w:w="1343"/>
             <w:tcBorders>
               <w:top w:val="single" w:color="9AA9B8" w:sz="4"/>
               <w:left w:val="single" w:color="9AA9B8" w:sz="4"/>
@@ -255,7 +255,7 @@
         </w:trPr>
         <w:tc>
           <w:tcPr>
-            <w:tcW w:type="dxa" w:w="6214"/>
+            <w:tcW w:type="dxa" w:w="6708"/>
             <w:tcBorders>
               <w:top w:val="single" w:color="9AA9B8" w:sz="4"/>
               <w:left w:val="single" w:color="9AA9B8" w:sz="4"/>
@@ -281,7 +281,7 @@
         </w:tc>
         <w:tc>
           <w:tcPr>
-            <w:tcW w:type="dxa" w:w="1183"/>
+            <w:tcW w:type="dxa" w:w="975"/>
             <w:tcBorders>
               <w:top w:val="single" w:color="9AA9B8" w:sz="4"/>
               <w:left w:val="single" w:color="9AA9B8" w:sz="4"/>
@@ -307,7 +307,7 @@
         </w:tc>
         <w:tc>
           <w:tcPr>
-            <w:tcW w:type="dxa" w:w="1629"/>
+            <w:tcW w:type="dxa" w:w="1343"/>
             <w:tcBorders>
               <w:top w:val="single" w:color="9AA9B8" w:sz="4"/>
               <w:left w:val="single" w:color="9AA9B8" w:sz="4"/>
@@ -338,7 +338,7 @@
         </w:trPr>
         <w:tc>
           <w:tcPr>
-            <w:tcW w:type="dxa" w:w="6214"/>
+            <w:tcW w:type="dxa" w:w="6708"/>
             <w:tcBorders>
               <w:top w:val="single" w:color="9AA9B8" w:sz="4"/>
               <w:left w:val="single" w:color="9AA9B8" w:sz="4"/>
@@ -364,7 +364,7 @@
         </w:tc>
         <w:tc>
           <w:tcPr>
-            <w:tcW w:type="dxa" w:w="1183"/>
+            <w:tcW w:type="dxa" w:w="975"/>
             <w:tcBorders>
               <w:top w:val="single" w:color="9AA9B8" w:sz="4"/>
               <w:left w:val="single" w:color="9AA9B8" w:sz="4"/>
@@ -390,7 +390,7 @@
         </w:tc>
         <w:tc>
           <w:tcPr>
-            <w:tcW w:type="dxa" w:w="1629"/>
+            <w:tcW w:type="dxa" w:w="1343"/>
             <w:tcBorders>
               <w:top w:val="single" w:color="9AA9B8" w:sz="4"/>
               <w:left w:val="single" w:color="9AA9B8" w:sz="4"/>
@@ -421,7 +421,7 @@
         </w:trPr>
         <w:tc>
           <w:tcPr>
-            <w:tcW w:type="dxa" w:w="6214"/>
+            <w:tcW w:type="dxa" w:w="6708"/>
             <w:tcBorders>
               <w:top w:val="single" w:color="9AA9B8" w:sz="4"/>
               <w:left w:val="single" w:color="9AA9B8" w:sz="4"/>
@@ -447,7 +447,7 @@
         </w:tc>
         <w:tc>
           <w:tcPr>
-            <w:tcW w:type="dxa" w:w="1183"/>
+            <w:tcW w:type="dxa" w:w="975"/>
             <w:tcBorders>
               <w:top w:val="single" w:color="9AA9B8" w:sz="4"/>
               <w:left w:val="single" w:color="9AA9B8" w:sz="4"/>
@@ -473,7 +473,7 @@
         </w:tc>
         <w:tc>
           <w:tcPr>
-            <w:tcW w:type="dxa" w:w="1629"/>
+            <w:tcW w:type="dxa" w:w="1343"/>
             <w:tcBorders>
               <w:top w:val="single" w:color="9AA9B8" w:sz="4"/>
               <w:left w:val="single" w:color="9AA9B8" w:sz="4"/>
@@ -504,7 +504,7 @@
         </w:trPr>
         <w:tc>
           <w:tcPr>
-            <w:tcW w:type="dxa" w:w="6214"/>
+            <w:tcW w:type="dxa" w:w="6708"/>
             <w:tcBorders>
               <w:top w:val="single" w:color="9AA9B8" w:sz="4"/>
               <w:left w:val="single" w:color="9AA9B8" w:sz="4"/>
@@ -530,7 +530,7 @@
         </w:tc>
         <w:tc>
           <w:tcPr>
-            <w:tcW w:type="dxa" w:w="1183"/>
+            <w:tcW w:type="dxa" w:w="975"/>
             <w:tcBorders>
               <w:top w:val="single" w:color="9AA9B8" w:sz="4"/>
               <w:left w:val="single" w:color="9AA9B8" w:sz="4"/>
@@ -556,7 +556,7 @@
         </w:tc>
         <w:tc>
           <w:tcPr>
-            <w:tcW w:type="dxa" w:w="1629"/>
+            <w:tcW w:type="dxa" w:w="1343"/>
             <w:tcBorders>
               <w:top w:val="single" w:color="9AA9B8" w:sz="4"/>
               <w:left w:val="single" w:color="9AA9B8" w:sz="4"/>
@@ -587,7 +587,7 @@
         </w:trPr>
         <w:tc>
           <w:tcPr>
-            <w:tcW w:type="dxa" w:w="6214"/>
+            <w:tcW w:type="dxa" w:w="6708"/>
             <w:tcBorders>
               <w:top w:val="single" w:color="9AA9B8" w:sz="4"/>
               <w:left w:val="single" w:color="9AA9B8" w:sz="4"/>
@@ -613,7 +613,7 @@
         </w:tc>
         <w:tc>
           <w:tcPr>
-            <w:tcW w:type="dxa" w:w="1183"/>
+            <w:tcW w:type="dxa" w:w="975"/>
             <w:tcBorders>
               <w:top w:val="single" w:color="9AA9B8" w:sz="4"/>
               <w:left w:val="single" w:color="9AA9B8" w:sz="4"/>
@@ -639,27 +639,27 @@
         </w:tc>
         <w:tc>
           <w:tcPr>
-            <w:tcW w:type="dxa" w:w="1629"/>
-            <w:tcBorders>
-              <w:top w:val="single" w:color="9AA9B8" w:sz="4"/>
-              <w:left w:val="single" w:color="9AA9B8" w:sz="4"/>
-              <w:bottom w:val="single" w:color="9AA9B8" w:sz="4"/>
-              <w:right w:val="single" w:color="9AA9B8" w:sz="4"/>
-            </w:tcBorders>
-            <w:tcMar>
-              <w:top w:type="dxa" w:w="50"/>
-              <w:left w:type="dxa" w:w="90"/>
-              <w:bottom w:type="dxa" w:w="50"/>
-              <w:right w:type="dxa" w:w="90"/>
-            </w:tcMar>
-          </w:tcPr>
-          <w:p>
-            <w:r>
-              <w:rPr>
-                <w:sz w:val="18"/>
-                <w:szCs w:val="18"/>
-              </w:rPr>
-              <w:t xml:space="preserve">16:15–17:15</w:t>
+            <w:tcW w:type="dxa" w:w="1343"/>
+            <w:tcBorders>
+              <w:top w:val="single" w:color="9AA9B8" w:sz="4"/>
+              <w:left w:val="single" w:color="9AA9B8" w:sz="4"/>
+              <w:bottom w:val="single" w:color="9AA9B8" w:sz="4"/>
+              <w:right w:val="single" w:color="9AA9B8" w:sz="4"/>
+            </w:tcBorders>
+            <w:tcMar>
+              <w:top w:type="dxa" w:w="50"/>
+              <w:left w:type="dxa" w:w="90"/>
+              <w:bottom w:type="dxa" w:w="50"/>
+              <w:right w:type="dxa" w:w="90"/>
+            </w:tcMar>
+          </w:tcPr>
+          <w:p>
+            <w:r>
+              <w:rPr>
+                <w:sz w:val="18"/>
+                <w:szCs w:val="18"/>
+              </w:rPr>
+              <w:t xml:space="preserve">16:15–17:00</w:t>
             </w:r>
           </w:p>
         </w:tc>
@@ -670,33 +670,33 @@
         </w:trPr>
         <w:tc>
           <w:tcPr>
-            <w:tcW w:type="dxa" w:w="6214"/>
-            <w:tcBorders>
-              <w:top w:val="single" w:color="9AA9B8" w:sz="4"/>
-              <w:left w:val="single" w:color="9AA9B8" w:sz="4"/>
-              <w:bottom w:val="single" w:color="9AA9B8" w:sz="4"/>
-              <w:right w:val="single" w:color="9AA9B8" w:sz="4"/>
-            </w:tcBorders>
-            <w:tcMar>
-              <w:top w:type="dxa" w:w="50"/>
-              <w:left w:type="dxa" w:w="90"/>
-              <w:bottom w:type="dxa" w:w="50"/>
-              <w:right w:type="dxa" w:w="90"/>
-            </w:tcMar>
-          </w:tcPr>
-          <w:p>
-            <w:r>
-              <w:rPr>
-                <w:sz w:val="18"/>
-                <w:szCs w:val="18"/>
-              </w:rPr>
-              <w:t xml:space="preserve">Live demonstration</w:t>
-            </w:r>
-          </w:p>
-        </w:tc>
-        <w:tc>
-          <w:tcPr>
-            <w:tcW w:type="dxa" w:w="1183"/>
+            <w:tcW w:type="dxa" w:w="6708"/>
+            <w:tcBorders>
+              <w:top w:val="single" w:color="9AA9B8" w:sz="4"/>
+              <w:left w:val="single" w:color="9AA9B8" w:sz="4"/>
+              <w:bottom w:val="single" w:color="9AA9B8" w:sz="4"/>
+              <w:right w:val="single" w:color="9AA9B8" w:sz="4"/>
+            </w:tcBorders>
+            <w:tcMar>
+              <w:top w:type="dxa" w:w="50"/>
+              <w:left w:type="dxa" w:w="90"/>
+              <w:bottom w:type="dxa" w:w="50"/>
+              <w:right w:type="dxa" w:w="90"/>
+            </w:tcMar>
+          </w:tcPr>
+          <w:p>
+            <w:r>
+              <w:rPr>
+                <w:sz w:val="18"/>
+                <w:szCs w:val="18"/>
+              </w:rPr>
+              <w:t xml:space="preserve">No libraries: own building blocks, IBAN and card checks</w:t>
+            </w:r>
+          </w:p>
+        </w:tc>
+        <w:tc>
+          <w:tcPr>
+            <w:tcW w:type="dxa" w:w="975"/>
             <w:tcBorders>
               <w:top w:val="single" w:color="9AA9B8" w:sz="4"/>
               <w:left w:val="single" w:color="9AA9B8" w:sz="4"/>
@@ -722,27 +722,27 @@
         </w:tc>
         <w:tc>
           <w:tcPr>
-            <w:tcW w:type="dxa" w:w="1629"/>
-            <w:tcBorders>
-              <w:top w:val="single" w:color="9AA9B8" w:sz="4"/>
-              <w:left w:val="single" w:color="9AA9B8" w:sz="4"/>
-              <w:bottom w:val="single" w:color="9AA9B8" w:sz="4"/>
-              <w:right w:val="single" w:color="9AA9B8" w:sz="4"/>
-            </w:tcBorders>
-            <w:tcMar>
-              <w:top w:type="dxa" w:w="50"/>
-              <w:left w:type="dxa" w:w="90"/>
-              <w:bottom w:type="dxa" w:w="50"/>
-              <w:right w:type="dxa" w:w="90"/>
-            </w:tcMar>
-          </w:tcPr>
-          <w:p>
-            <w:r>
-              <w:rPr>
-                <w:sz w:val="18"/>
-                <w:szCs w:val="18"/>
-              </w:rPr>
-              <w:t xml:space="preserve">17:15–25:15</w:t>
+            <w:tcW w:type="dxa" w:w="1343"/>
+            <w:tcBorders>
+              <w:top w:val="single" w:color="9AA9B8" w:sz="4"/>
+              <w:left w:val="single" w:color="9AA9B8" w:sz="4"/>
+              <w:bottom w:val="single" w:color="9AA9B8" w:sz="4"/>
+              <w:right w:val="single" w:color="9AA9B8" w:sz="4"/>
+            </w:tcBorders>
+            <w:tcMar>
+              <w:top w:type="dxa" w:w="50"/>
+              <w:left w:type="dxa" w:w="90"/>
+              <w:bottom w:type="dxa" w:w="50"/>
+              <w:right w:type="dxa" w:w="90"/>
+            </w:tcMar>
+          </w:tcPr>
+          <w:p>
+            <w:r>
+              <w:rPr>
+                <w:sz w:val="18"/>
+                <w:szCs w:val="18"/>
+              </w:rPr>
+              <w:t xml:space="preserve">17:00–17:45</w:t>
             </w:r>
           </w:p>
         </w:tc>
@@ -753,79 +753,79 @@
         </w:trPr>
         <w:tc>
           <w:tcPr>
-            <w:tcW w:type="dxa" w:w="6214"/>
-            <w:tcBorders>
-              <w:top w:val="single" w:color="9AA9B8" w:sz="4"/>
-              <w:left w:val="single" w:color="9AA9B8" w:sz="4"/>
-              <w:bottom w:val="single" w:color="9AA9B8" w:sz="4"/>
-              <w:right w:val="single" w:color="9AA9B8" w:sz="4"/>
-            </w:tcBorders>
-            <w:tcMar>
-              <w:top w:type="dxa" w:w="50"/>
-              <w:left w:type="dxa" w:w="90"/>
-              <w:bottom w:type="dxa" w:w="50"/>
-              <w:right w:type="dxa" w:w="90"/>
-            </w:tcMar>
-          </w:tcPr>
-          <w:p>
-            <w:r>
-              <w:rPr>
-                <w:sz w:val="18"/>
-                <w:szCs w:val="18"/>
-              </w:rPr>
-              <w:t xml:space="preserve">Code review, limitations, close</w:t>
-            </w:r>
-          </w:p>
-        </w:tc>
-        <w:tc>
-          <w:tcPr>
-            <w:tcW w:type="dxa" w:w="1183"/>
-            <w:tcBorders>
-              <w:top w:val="single" w:color="9AA9B8" w:sz="4"/>
-              <w:left w:val="single" w:color="9AA9B8" w:sz="4"/>
-              <w:bottom w:val="single" w:color="9AA9B8" w:sz="4"/>
-              <w:right w:val="single" w:color="9AA9B8" w:sz="4"/>
-            </w:tcBorders>
-            <w:tcMar>
-              <w:top w:type="dxa" w:w="50"/>
-              <w:left w:type="dxa" w:w="90"/>
-              <w:bottom w:type="dxa" w:w="50"/>
-              <w:right w:type="dxa" w:w="90"/>
-            </w:tcMar>
-          </w:tcPr>
-          <w:p>
-            <w:r>
-              <w:rPr>
-                <w:sz w:val="18"/>
-                <w:szCs w:val="18"/>
-              </w:rPr>
-              <w:t xml:space="preserve">20–21</w:t>
-            </w:r>
-          </w:p>
-        </w:tc>
-        <w:tc>
-          <w:tcPr>
-            <w:tcW w:type="dxa" w:w="1629"/>
-            <w:tcBorders>
-              <w:top w:val="single" w:color="9AA9B8" w:sz="4"/>
-              <w:left w:val="single" w:color="9AA9B8" w:sz="4"/>
-              <w:bottom w:val="single" w:color="9AA9B8" w:sz="4"/>
-              <w:right w:val="single" w:color="9AA9B8" w:sz="4"/>
-            </w:tcBorders>
-            <w:tcMar>
-              <w:top w:type="dxa" w:w="50"/>
-              <w:left w:type="dxa" w:w="90"/>
-              <w:bottom w:type="dxa" w:w="50"/>
-              <w:right w:type="dxa" w:w="90"/>
-            </w:tcMar>
-          </w:tcPr>
-          <w:p>
-            <w:r>
-              <w:rPr>
-                <w:sz w:val="18"/>
-                <w:szCs w:val="18"/>
-              </w:rPr>
-              <w:t xml:space="preserve">25:15–27:00</w:t>
+            <w:tcW w:type="dxa" w:w="6708"/>
+            <w:tcBorders>
+              <w:top w:val="single" w:color="9AA9B8" w:sz="4"/>
+              <w:left w:val="single" w:color="9AA9B8" w:sz="4"/>
+              <w:bottom w:val="single" w:color="9AA9B8" w:sz="4"/>
+              <w:right w:val="single" w:color="9AA9B8" w:sz="4"/>
+            </w:tcBorders>
+            <w:tcMar>
+              <w:top w:type="dxa" w:w="50"/>
+              <w:left w:type="dxa" w:w="90"/>
+              <w:bottom w:type="dxa" w:w="50"/>
+              <w:right w:type="dxa" w:w="90"/>
+            </w:tcMar>
+          </w:tcPr>
+          <w:p>
+            <w:r>
+              <w:rPr>
+                <w:sz w:val="18"/>
+                <w:szCs w:val="18"/>
+              </w:rPr>
+              <w:t xml:space="preserve">Live demonstration</w:t>
+            </w:r>
+          </w:p>
+        </w:tc>
+        <w:tc>
+          <w:tcPr>
+            <w:tcW w:type="dxa" w:w="975"/>
+            <w:tcBorders>
+              <w:top w:val="single" w:color="9AA9B8" w:sz="4"/>
+              <w:left w:val="single" w:color="9AA9B8" w:sz="4"/>
+              <w:bottom w:val="single" w:color="9AA9B8" w:sz="4"/>
+              <w:right w:val="single" w:color="9AA9B8" w:sz="4"/>
+            </w:tcBorders>
+            <w:tcMar>
+              <w:top w:type="dxa" w:w="50"/>
+              <w:left w:type="dxa" w:w="90"/>
+              <w:bottom w:type="dxa" w:w="50"/>
+              <w:right w:type="dxa" w:w="90"/>
+            </w:tcMar>
+          </w:tcPr>
+          <w:p>
+            <w:r>
+              <w:rPr>
+                <w:sz w:val="18"/>
+                <w:szCs w:val="18"/>
+              </w:rPr>
+              <w:t xml:space="preserve">20</w:t>
+            </w:r>
+          </w:p>
+        </w:tc>
+        <w:tc>
+          <w:tcPr>
+            <w:tcW w:type="dxa" w:w="1343"/>
+            <w:tcBorders>
+              <w:top w:val="single" w:color="9AA9B8" w:sz="4"/>
+              <w:left w:val="single" w:color="9AA9B8" w:sz="4"/>
+              <w:bottom w:val="single" w:color="9AA9B8" w:sz="4"/>
+              <w:right w:val="single" w:color="9AA9B8" w:sz="4"/>
+            </w:tcBorders>
+            <w:tcMar>
+              <w:top w:type="dxa" w:w="50"/>
+              <w:left w:type="dxa" w:w="90"/>
+              <w:bottom w:type="dxa" w:w="50"/>
+              <w:right w:type="dxa" w:w="90"/>
+            </w:tcMar>
+          </w:tcPr>
+          <w:p>
+            <w:r>
+              <w:rPr>
+                <w:sz w:val="18"/>
+                <w:szCs w:val="18"/>
+              </w:rPr>
+              <w:t xml:space="preserve">17:45–25:15</w:t>
             </w:r>
           </w:p>
         </w:tc>
@@ -836,7 +836,90 @@
         </w:trPr>
         <w:tc>
           <w:tcPr>
-            <w:tcW w:type="dxa" w:w="6214"/>
+            <w:tcW w:type="dxa" w:w="6708"/>
+            <w:tcBorders>
+              <w:top w:val="single" w:color="9AA9B8" w:sz="4"/>
+              <w:left w:val="single" w:color="9AA9B8" w:sz="4"/>
+              <w:bottom w:val="single" w:color="9AA9B8" w:sz="4"/>
+              <w:right w:val="single" w:color="9AA9B8" w:sz="4"/>
+            </w:tcBorders>
+            <w:tcMar>
+              <w:top w:type="dxa" w:w="50"/>
+              <w:left w:type="dxa" w:w="90"/>
+              <w:bottom w:type="dxa" w:w="50"/>
+              <w:right w:type="dxa" w:w="90"/>
+            </w:tcMar>
+          </w:tcPr>
+          <w:p>
+            <w:r>
+              <w:rPr>
+                <w:sz w:val="18"/>
+                <w:szCs w:val="18"/>
+              </w:rPr>
+              <w:t xml:space="preserve">Code review, limitations, close</w:t>
+            </w:r>
+          </w:p>
+        </w:tc>
+        <w:tc>
+          <w:tcPr>
+            <w:tcW w:type="dxa" w:w="975"/>
+            <w:tcBorders>
+              <w:top w:val="single" w:color="9AA9B8" w:sz="4"/>
+              <w:left w:val="single" w:color="9AA9B8" w:sz="4"/>
+              <w:bottom w:val="single" w:color="9AA9B8" w:sz="4"/>
+              <w:right w:val="single" w:color="9AA9B8" w:sz="4"/>
+            </w:tcBorders>
+            <w:tcMar>
+              <w:top w:type="dxa" w:w="50"/>
+              <w:left w:type="dxa" w:w="90"/>
+              <w:bottom w:type="dxa" w:w="50"/>
+              <w:right w:type="dxa" w:w="90"/>
+            </w:tcMar>
+          </w:tcPr>
+          <w:p>
+            <w:r>
+              <w:rPr>
+                <w:sz w:val="18"/>
+                <w:szCs w:val="18"/>
+              </w:rPr>
+              <w:t xml:space="preserve">21–22</w:t>
+            </w:r>
+          </w:p>
+        </w:tc>
+        <w:tc>
+          <w:tcPr>
+            <w:tcW w:type="dxa" w:w="1343"/>
+            <w:tcBorders>
+              <w:top w:val="single" w:color="9AA9B8" w:sz="4"/>
+              <w:left w:val="single" w:color="9AA9B8" w:sz="4"/>
+              <w:bottom w:val="single" w:color="9AA9B8" w:sz="4"/>
+              <w:right w:val="single" w:color="9AA9B8" w:sz="4"/>
+            </w:tcBorders>
+            <w:tcMar>
+              <w:top w:type="dxa" w:w="50"/>
+              <w:left w:type="dxa" w:w="90"/>
+              <w:bottom w:type="dxa" w:w="50"/>
+              <w:right w:type="dxa" w:w="90"/>
+            </w:tcMar>
+          </w:tcPr>
+          <w:p>
+            <w:r>
+              <w:rPr>
+                <w:sz w:val="18"/>
+                <w:szCs w:val="18"/>
+              </w:rPr>
+              <w:t xml:space="preserve">25:15–27:00</w:t>
+            </w:r>
+          </w:p>
+        </w:tc>
+      </w:tr>
+      <w:tr>
+        <w:trPr>
+          <w:tblHeader w:val="false"/>
+        </w:trPr>
+        <w:tc>
+          <w:tcPr>
+            <w:tcW w:type="dxa" w:w="6708"/>
             <w:tcBorders>
               <w:top w:val="single" w:color="9AA9B8" w:sz="4"/>
               <w:left w:val="single" w:color="9AA9B8" w:sz="4"/>
@@ -862,7 +945,7 @@
         </w:tc>
         <w:tc>
           <w:tcPr>
-            <w:tcW w:type="dxa" w:w="1183"/>
+            <w:tcW w:type="dxa" w:w="975"/>
             <w:tcBorders>
               <w:top w:val="single" w:color="9AA9B8" w:sz="4"/>
               <w:left w:val="single" w:color="9AA9B8" w:sz="4"/>
@@ -888,7 +971,7 @@
         </w:tc>
         <w:tc>
           <w:tcPr>
-            <w:tcW w:type="dxa" w:w="1629"/>
+            <w:tcW w:type="dxa" w:w="1343"/>
             <w:tcBorders>
               <w:top w:val="single" w:color="9AA9B8" w:sz="4"/>
               <w:left w:val="single" w:color="9AA9B8" w:sz="4"/>
@@ -921,7 +1004,7 @@
     </w:p>
     <w:p>
       <w:r>
-        <w:t xml:space="preserve">If you are behind time, shorten slides 16 and 20; never cut the hierarchies (7–12) or the demo. These are what the brief marks.</w:t>
+        <w:t xml:space="preserve">If you are behind time, shorten slides 16 and 21; never cut the hierarchies (7–12) or the demo. These are what the brief marks.</w:t>
       </w:r>
     </w:p>
     <w:p>
@@ -965,7 +1048,7 @@
         <w:t xml:space="preserve">3. Research sources (1:15–2:30).</w:t>
       </w:r>
       <w:r>
-        <w:t xml:space="preserve"> Aath sources: FATF, State Bank of Pakistan, Basel, ISO 20022, Visa/Mastercard, IFRS 9, BIAN, Fowler. Har ek ka ek sabaq batayein (slide par likha hai). </w:t>
+        <w:t xml:space="preserve"> Aath banking sources: FATF, State Bank of Pakistan, Basel, ISO 20022, Visa/Mastercard, IFRS 9, BIAN, Fowler. Har ek ka ek sabaq batayein (slide par likha hai). Neeche likha hai ke chaar standards code ke peeche hain (IBAN, card numbers, PCI DSS, Money/JSON/xUnit); unki baat slide 19 par karein. </w:t>
       </w:r>
       <w:r>
         <w:rPr>
@@ -984,7 +1067,7 @@
         <w:t xml:space="preserve">4. Research changed the design (2:30–3:45).</w:t>
       </w:r>
       <w:r>
-        <w:t xml:space="preserve"> Har row: pehla khayal → research ne kya dikhaya → design. Sab se wazeh misaal: Customer subclass nahi, kyunke KYC mein customer, director, signatory ek hi insaan ke roles hain.</w:t>
+        <w:t xml:space="preserve"> Har row: pehla khayal → research ne kya dikhaya → design. Sab se wazeh misaal: Customer subclass nahi, kyunke KYC mein customer, director, signatory ek hi insaan ke roles hain. Aakhri row: payee ka account number ab IBAN hai, jis ke check digits ghalat type kiya hua number pakar lete hain.</w:t>
       </w:r>
     </w:p>
     <w:p>
@@ -996,7 +1079,7 @@
         <w:t xml:space="preserve">5. At a glance (3:45–4:30).</w:t>
       </w:r>
       <w:r>
-        <w:t xml:space="preserve"> 71 business classes, 98 operations, 4 multi-level hierarchies, 16 scenarios, 77 tests, trial balance 0.00. Brief 30 classes maangta hai; sirf woh 48 classes jin ka apna behaviour hai, woh bhi 30 se zyada hain (report 5.1).</w:t>
+        <w:t xml:space="preserve"> Ek file, koi library nahi. 74 business classes, 98 operations, 4 multi-level hierarchies, 16 scenarios, 81 tests, trial balance 0.00. Brief 30 classes maangta hai; sirf woh 51 classes jin ka apna behaviour hai, woh bhi 30 se zyada hain (report 5.1).</w:t>
       </w:r>
     </w:p>
     <w:p>
@@ -1167,7 +1250,7 @@
           <w:b/>
           <w:bCs/>
         </w:rPr>
-        <w:t xml:space="preserve">18. Saving and the assistant (16:15–17:15).</w:t>
+        <w:t xml:space="preserve">18. Saving and the assistant (16:15–17:00).</w:t>
       </w:r>
       <w:r>
         <w:t xml:space="preserve"> Repository → JsonFileRepository / MemoryRepository: format parent mein, subclass sirf jagah batati hai. Assistant → OfflineAssistant → ClaudeAssistant: sirf parhta aur form bharta hai, Run insaan dabata hai.</w:t>
@@ -1179,7 +1262,140 @@
           <w:b/>
           <w:bCs/>
         </w:rPr>
-        <w:t xml:space="preserve">19. Live demo (17:15–25:15).</w:t>
+        <w:t xml:space="preserve">19. No libraries (17:00–17:45).</w:t>
+      </w:r>
+      <w:r>
+        <w:t xml:space="preserve"> Program sirf </w:t>
+      </w:r>
+      <w:r>
+        <w:rPr>
+          <w:rFonts w:ascii="Consolas" w:cs="Consolas" w:eastAsia="Consolas" w:hAnsi="Consolas"/>
+          <w:sz w:val="19"/>
+          <w:szCs w:val="19"/>
+        </w:rPr>
+        <w:t xml:space="preserve">sys</w:t>
+      </w:r>
+      <w:r>
+        <w:t xml:space="preserve"> import karta hai; ek test file ka apna source parh kar yeh check karta hai. Jo kaam library karti, woh meri apni class karti hai: </w:t>
+      </w:r>
+      <w:r>
+        <w:rPr>
+          <w:rFonts w:ascii="Consolas" w:cs="Consolas" w:eastAsia="Consolas" w:hAnsi="Consolas"/>
+          <w:sz w:val="19"/>
+          <w:szCs w:val="19"/>
+        </w:rPr>
+        <w:t xml:space="preserve">Exact</w:t>
+      </w:r>
+      <w:r>
+        <w:t xml:space="preserve"> → </w:t>
+      </w:r>
+      <w:r>
+        <w:rPr>
+          <w:rFonts w:ascii="Consolas" w:cs="Consolas" w:eastAsia="Consolas" w:hAnsi="Consolas"/>
+          <w:sz w:val="19"/>
+          <w:szCs w:val="19"/>
+        </w:rPr>
+        <w:t xml:space="preserve">Money</w:t>
+      </w:r>
+      <w:r>
+        <w:t xml:space="preserve"> (paisa tak round, float kabhi nahi), </w:t>
+      </w:r>
+      <w:r>
+        <w:rPr>
+          <w:rFonts w:ascii="Consolas" w:cs="Consolas" w:eastAsia="Consolas" w:hAnsi="Consolas"/>
+          <w:sz w:val="19"/>
+          <w:szCs w:val="19"/>
+        </w:rPr>
+        <w:t xml:space="preserve">Date</w:t>
+      </w:r>
+      <w:r>
+        <w:t xml:space="preserve">, </w:t>
+      </w:r>
+      <w:r>
+        <w:rPr>
+          <w:rFonts w:ascii="Consolas" w:cs="Consolas" w:eastAsia="Consolas" w:hAnsi="Consolas"/>
+          <w:sz w:val="19"/>
+          <w:szCs w:val="19"/>
+        </w:rPr>
+        <w:t xml:space="preserve">Abstract</w:t>
+      </w:r>
+      <w:r>
+        <w:t xml:space="preserve">, </w:t>
+      </w:r>
+      <w:r>
+        <w:rPr>
+          <w:rFonts w:ascii="Consolas" w:cs="Consolas" w:eastAsia="Consolas" w:hAnsi="Consolas"/>
+          <w:sz w:val="19"/>
+          <w:szCs w:val="19"/>
+        </w:rPr>
+        <w:t xml:space="preserve">Json</w:t>
+      </w:r>
+      <w:r>
+        <w:t xml:space="preserve">/</w:t>
+      </w:r>
+      <w:r>
+        <w:rPr>
+          <w:rFonts w:ascii="Consolas" w:cs="Consolas" w:eastAsia="Consolas" w:hAnsi="Consolas"/>
+          <w:sz w:val="19"/>
+          <w:szCs w:val="19"/>
+        </w:rPr>
+        <w:t xml:space="preserve">JsonReader</w:t>
+      </w:r>
+      <w:r>
+        <w:t xml:space="preserve">, </w:t>
+      </w:r>
+      <w:r>
+        <w:rPr>
+          <w:rFonts w:ascii="Consolas" w:cs="Consolas" w:eastAsia="Consolas" w:hAnsi="Consolas"/>
+          <w:sz w:val="19"/>
+          <w:szCs w:val="19"/>
+        </w:rPr>
+        <w:t xml:space="preserve">TestCase</w:t>
+      </w:r>
+      <w:r>
+        <w:t xml:space="preserve">/</w:t>
+      </w:r>
+      <w:r>
+        <w:rPr>
+          <w:rFonts w:ascii="Consolas" w:cs="Consolas" w:eastAsia="Consolas" w:hAnsi="Consolas"/>
+          <w:sz w:val="19"/>
+          <w:szCs w:val="19"/>
+        </w:rPr>
+        <w:t xml:space="preserve">TestRunner</w:t>
+      </w:r>
+      <w:r>
+        <w:t xml:space="preserve">. </w:t>
+      </w:r>
+      <w:r>
+        <w:rPr>
+          <w:rFonts w:ascii="Consolas" w:cs="Consolas" w:eastAsia="Consolas" w:hAnsi="Consolas"/>
+          <w:sz w:val="19"/>
+          <w:szCs w:val="19"/>
+        </w:rPr>
+        <w:t xml:space="preserve">Money</w:t>
+      </w:r>
+      <w:r>
+        <w:t xml:space="preserve"> inheritance ki chhoti misaal hai: </w:t>
+      </w:r>
+      <w:r>
+        <w:rPr>
+          <w:rFonts w:ascii="Consolas" w:cs="Consolas" w:eastAsia="Consolas" w:hAnsi="Consolas"/>
+          <w:sz w:val="19"/>
+          <w:szCs w:val="19"/>
+        </w:rPr>
+        <w:t xml:space="preserve">Exact</w:t>
+      </w:r>
+      <w:r>
+        <w:t xml:space="preserve"> ka saara hisaab inherit, sirf paisa rounding ka rule add. Research se do checks: IBAN ke check digits (97 se taqseem karke 1 bachta hai) aur card number ka Luhn digit; bank card ke sirf pehle 6 aur aakhri 4 digits rakhta hai (PCI DSS).</w:t>
+      </w:r>
+    </w:p>
+    <w:p>
+      <w:r>
+        <w:rPr>
+          <w:b/>
+          <w:bCs/>
+        </w:rPr>
+        <w:t xml:space="preserve">20. Live demo (17:45–25:15).</w:t>
       </w:r>
       <w:r>
         <w:t xml:space="preserve"> Follow the demo path below.</w:t>
@@ -1191,7 +1407,7 @@
           <w:b/>
           <w:bCs/>
         </w:rPr>
-        <w:t xml:space="preserve">20. Code review (25:15–26:00).</w:t>
+        <w:t xml:space="preserve">21. Code review (25:15–26:00).</w:t>
       </w:r>
       <w:r>
         <w:t xml:space="preserve"> Asal code mein 20 defects mile, har ek ka fix aur test hai (docs/Code_Review.md). </w:t>
@@ -1210,7 +1426,7 @@
           <w:b/>
           <w:bCs/>
         </w:rPr>
-        <w:t xml:space="preserve">21. Limitations and close (26:00–27:00).</w:t>
+        <w:t xml:space="preserve">22. Limitations and close (26:00–27:00).</w:t>
       </w:r>
       <w:r>
         <w:t xml:space="preserve"> Aaj: single currency, ek JSON file (database nahi), sirf do signatories. Bara bank: database, services, login, Islamic products naye Arrangement subclasses ke taur par. Shukriya, sawalat?</w:t>
@@ -1221,7 +1437,7 @@
         <w:pStyle w:val="Heading1"/>
       </w:pPr>
       <w:r>
-        <w:t xml:space="preserve">Live demo path (8 minutes)</w:t>
+        <w:t xml:space="preserve">Live demo path (7½ minutes)</w:t>
       </w:r>
     </w:p>
     <w:p>
@@ -1253,7 +1469,7 @@
         <w:t xml:space="preserve">python banking_system.py --test</w:t>
       </w:r>
       <w:r>
-        <w:t xml:space="preserve"> (expect "Ran 77 tests ... OK").</w:t>
+        <w:t xml:space="preserve"> (expect "Ran 81 tests ... OK").</w:t>
       </w:r>
     </w:p>
     <w:p>
@@ -1332,7 +1548,7 @@
         <w:t xml:space="preserve">During the demo</w:t>
       </w:r>
       <w:r>
-        <w:t xml:space="preserve"> (each step about one minute):</w:t>
+        <w:t xml:space="preserve"> (each step just under a minute):</w:t>
       </w:r>
     </w:p>
     <w:p>
@@ -1708,7 +1924,7 @@
         <w:t xml:space="preserve">docs/screenshots/</w:t>
       </w:r>
       <w:r>
-        <w:t xml:space="preserve"> (slide 19 also has one). Say what you would have shown; the marks are for the design, not for a perfect click.</w:t>
+        <w:t xml:space="preserve"> (slide 20 also has one). Say what you would have shown; the marks are for the design, not for a perfect click.</w:t>
       </w:r>
     </w:p>
     <w:p>
@@ -1721,7 +1937,7 @@
     </w:p>
     <w:p>
       <w:r>
-        <w:t xml:space="preserve">Practise the 17 questions at the end of </w:t>
+        <w:t xml:space="preserve">Practise the 21 questions at the end of </w:t>
       </w:r>
       <w:r>
         <w:rPr>

--- a/docs/Final_Presentation_Script.docx
+++ b/docs/Final_Presentation_Script.docx
@@ -30,7 +30,7 @@
         <w:t xml:space="preserve">docs/Viva_Presentation.pptx</w:t>
       </w:r>
       <w:r>
-        <w:t xml:space="preserve"> (22 slides; English speaker notes on each).</w:t>
+        <w:t xml:space="preserve"> (24 slides; English speaker notes on each).</w:t>
       </w:r>
     </w:p>
     <w:p>
@@ -70,9 +70,9 @@
         </w:tblBorders>
       </w:tblPr>
       <w:tblGrid>
-        <w:gridCol w:w="6708"/>
-        <w:gridCol w:w="975"/>
-        <w:gridCol w:w="1343"/>
+        <w:gridCol w:w="6855"/>
+        <w:gridCol w:w="914"/>
+        <w:gridCol w:w="1257"/>
       </w:tblGrid>
       <w:tr>
         <w:trPr>
@@ -80,7 +80,7 @@
         </w:trPr>
         <w:tc>
           <w:tcPr>
-            <w:tcW w:type="dxa" w:w="6708"/>
+            <w:tcW w:type="dxa" w:w="6855"/>
             <w:tcBorders>
               <w:top w:val="single" w:color="9AA9B8" w:sz="4"/>
               <w:left w:val="single" w:color="9AA9B8" w:sz="4"/>
@@ -109,7 +109,7 @@
         </w:tc>
         <w:tc>
           <w:tcPr>
-            <w:tcW w:type="dxa" w:w="975"/>
+            <w:tcW w:type="dxa" w:w="914"/>
             <w:tcBorders>
               <w:top w:val="single" w:color="9AA9B8" w:sz="4"/>
               <w:left w:val="single" w:color="9AA9B8" w:sz="4"/>
@@ -138,7 +138,7 @@
         </w:tc>
         <w:tc>
           <w:tcPr>
-            <w:tcW w:type="dxa" w:w="1343"/>
+            <w:tcW w:type="dxa" w:w="1257"/>
             <w:tcBorders>
               <w:top w:val="single" w:color="9AA9B8" w:sz="4"/>
               <w:left w:val="single" w:color="9AA9B8" w:sz="4"/>
@@ -172,7 +172,7 @@
         </w:trPr>
         <w:tc>
           <w:tcPr>
-            <w:tcW w:type="dxa" w:w="6708"/>
+            <w:tcW w:type="dxa" w:w="6855"/>
             <w:tcBorders>
               <w:top w:val="single" w:color="9AA9B8" w:sz="4"/>
               <w:left w:val="single" w:color="9AA9B8" w:sz="4"/>
@@ -198,7 +198,7 @@
         </w:tc>
         <w:tc>
           <w:tcPr>
-            <w:tcW w:type="dxa" w:w="975"/>
+            <w:tcW w:type="dxa" w:w="914"/>
             <w:tcBorders>
               <w:top w:val="single" w:color="9AA9B8" w:sz="4"/>
               <w:left w:val="single" w:color="9AA9B8" w:sz="4"/>
@@ -224,27 +224,27 @@
         </w:tc>
         <w:tc>
           <w:tcPr>
-            <w:tcW w:type="dxa" w:w="1343"/>
-            <w:tcBorders>
-              <w:top w:val="single" w:color="9AA9B8" w:sz="4"/>
-              <w:left w:val="single" w:color="9AA9B8" w:sz="4"/>
-              <w:bottom w:val="single" w:color="9AA9B8" w:sz="4"/>
-              <w:right w:val="single" w:color="9AA9B8" w:sz="4"/>
-            </w:tcBorders>
-            <w:tcMar>
-              <w:top w:type="dxa" w:w="50"/>
-              <w:left w:type="dxa" w:w="90"/>
-              <w:bottom w:type="dxa" w:w="50"/>
-              <w:right w:type="dxa" w:w="90"/>
-            </w:tcMar>
-          </w:tcPr>
-          <w:p>
-            <w:r>
-              <w:rPr>
-                <w:sz w:val="18"/>
-                <w:szCs w:val="18"/>
-              </w:rPr>
-              <w:t xml:space="preserve">0:00–3:45</w:t>
+            <w:tcW w:type="dxa" w:w="1257"/>
+            <w:tcBorders>
+              <w:top w:val="single" w:color="9AA9B8" w:sz="4"/>
+              <w:left w:val="single" w:color="9AA9B8" w:sz="4"/>
+              <w:bottom w:val="single" w:color="9AA9B8" w:sz="4"/>
+              <w:right w:val="single" w:color="9AA9B8" w:sz="4"/>
+            </w:tcBorders>
+            <w:tcMar>
+              <w:top w:type="dxa" w:w="50"/>
+              <w:left w:type="dxa" w:w="90"/>
+              <w:bottom w:type="dxa" w:w="50"/>
+              <w:right w:type="dxa" w:w="90"/>
+            </w:tcMar>
+          </w:tcPr>
+          <w:p>
+            <w:r>
+              <w:rPr>
+                <w:sz w:val="18"/>
+                <w:szCs w:val="18"/>
+              </w:rPr>
+              <w:t xml:space="preserve">0:00–3:15</w:t>
             </w:r>
           </w:p>
         </w:tc>
@@ -255,7 +255,7 @@
         </w:trPr>
         <w:tc>
           <w:tcPr>
-            <w:tcW w:type="dxa" w:w="6708"/>
+            <w:tcW w:type="dxa" w:w="6855"/>
             <w:tcBorders>
               <w:top w:val="single" w:color="9AA9B8" w:sz="4"/>
               <w:left w:val="single" w:color="9AA9B8" w:sz="4"/>
@@ -281,7 +281,7 @@
         </w:tc>
         <w:tc>
           <w:tcPr>
-            <w:tcW w:type="dxa" w:w="975"/>
+            <w:tcW w:type="dxa" w:w="914"/>
             <w:tcBorders>
               <w:top w:val="single" w:color="9AA9B8" w:sz="4"/>
               <w:left w:val="single" w:color="9AA9B8" w:sz="4"/>
@@ -307,27 +307,27 @@
         </w:tc>
         <w:tc>
           <w:tcPr>
-            <w:tcW w:type="dxa" w:w="1343"/>
-            <w:tcBorders>
-              <w:top w:val="single" w:color="9AA9B8" w:sz="4"/>
-              <w:left w:val="single" w:color="9AA9B8" w:sz="4"/>
-              <w:bottom w:val="single" w:color="9AA9B8" w:sz="4"/>
-              <w:right w:val="single" w:color="9AA9B8" w:sz="4"/>
-            </w:tcBorders>
-            <w:tcMar>
-              <w:top w:type="dxa" w:w="50"/>
-              <w:left w:type="dxa" w:w="90"/>
-              <w:bottom w:type="dxa" w:w="50"/>
-              <w:right w:type="dxa" w:w="90"/>
-            </w:tcMar>
-          </w:tcPr>
-          <w:p>
-            <w:r>
-              <w:rPr>
-                <w:sz w:val="18"/>
-                <w:szCs w:val="18"/>
-              </w:rPr>
-              <w:t xml:space="preserve">3:45–5:45</w:t>
+            <w:tcW w:type="dxa" w:w="1257"/>
+            <w:tcBorders>
+              <w:top w:val="single" w:color="9AA9B8" w:sz="4"/>
+              <w:left w:val="single" w:color="9AA9B8" w:sz="4"/>
+              <w:bottom w:val="single" w:color="9AA9B8" w:sz="4"/>
+              <w:right w:val="single" w:color="9AA9B8" w:sz="4"/>
+            </w:tcBorders>
+            <w:tcMar>
+              <w:top w:type="dxa" w:w="50"/>
+              <w:left w:type="dxa" w:w="90"/>
+              <w:bottom w:type="dxa" w:w="50"/>
+              <w:right w:type="dxa" w:w="90"/>
+            </w:tcMar>
+          </w:tcPr>
+          <w:p>
+            <w:r>
+              <w:rPr>
+                <w:sz w:val="18"/>
+                <w:szCs w:val="18"/>
+              </w:rPr>
+              <w:t xml:space="preserve">3:15–5:00</w:t>
             </w:r>
           </w:p>
         </w:tc>
@@ -338,7 +338,7 @@
         </w:trPr>
         <w:tc>
           <w:tcPr>
-            <w:tcW w:type="dxa" w:w="6708"/>
+            <w:tcW w:type="dxa" w:w="6855"/>
             <w:tcBorders>
               <w:top w:val="single" w:color="9AA9B8" w:sz="4"/>
               <w:left w:val="single" w:color="9AA9B8" w:sz="4"/>
@@ -364,7 +364,7 @@
         </w:tc>
         <w:tc>
           <w:tcPr>
-            <w:tcW w:type="dxa" w:w="975"/>
+            <w:tcW w:type="dxa" w:w="914"/>
             <w:tcBorders>
               <w:top w:val="single" w:color="9AA9B8" w:sz="4"/>
               <w:left w:val="single" w:color="9AA9B8" w:sz="4"/>
@@ -390,27 +390,27 @@
         </w:tc>
         <w:tc>
           <w:tcPr>
-            <w:tcW w:type="dxa" w:w="1343"/>
-            <w:tcBorders>
-              <w:top w:val="single" w:color="9AA9B8" w:sz="4"/>
-              <w:left w:val="single" w:color="9AA9B8" w:sz="4"/>
-              <w:bottom w:val="single" w:color="9AA9B8" w:sz="4"/>
-              <w:right w:val="single" w:color="9AA9B8" w:sz="4"/>
-            </w:tcBorders>
-            <w:tcMar>
-              <w:top w:type="dxa" w:w="50"/>
-              <w:left w:type="dxa" w:w="90"/>
-              <w:bottom w:type="dxa" w:w="50"/>
-              <w:right w:type="dxa" w:w="90"/>
-            </w:tcMar>
-          </w:tcPr>
-          <w:p>
-            <w:r>
-              <w:rPr>
-                <w:sz w:val="18"/>
-                <w:szCs w:val="18"/>
-              </w:rPr>
-              <w:t xml:space="preserve">5:45–11:30</w:t>
+            <w:tcW w:type="dxa" w:w="1257"/>
+            <w:tcBorders>
+              <w:top w:val="single" w:color="9AA9B8" w:sz="4"/>
+              <w:left w:val="single" w:color="9AA9B8" w:sz="4"/>
+              <w:bottom w:val="single" w:color="9AA9B8" w:sz="4"/>
+              <w:right w:val="single" w:color="9AA9B8" w:sz="4"/>
+            </w:tcBorders>
+            <w:tcMar>
+              <w:top w:type="dxa" w:w="50"/>
+              <w:left w:type="dxa" w:w="90"/>
+              <w:bottom w:type="dxa" w:w="50"/>
+              <w:right w:type="dxa" w:w="90"/>
+            </w:tcMar>
+          </w:tcPr>
+          <w:p>
+            <w:r>
+              <w:rPr>
+                <w:sz w:val="18"/>
+                <w:szCs w:val="18"/>
+              </w:rPr>
+              <w:t xml:space="preserve">5:00–10:30</w:t>
             </w:r>
           </w:p>
         </w:tc>
@@ -421,79 +421,79 @@
         </w:trPr>
         <w:tc>
           <w:tcPr>
-            <w:tcW w:type="dxa" w:w="6708"/>
-            <w:tcBorders>
-              <w:top w:val="single" w:color="9AA9B8" w:sz="4"/>
-              <w:left w:val="single" w:color="9AA9B8" w:sz="4"/>
-              <w:bottom w:val="single" w:color="9AA9B8" w:sz="4"/>
-              <w:right w:val="single" w:color="9AA9B8" w:sz="4"/>
-            </w:tcBorders>
-            <w:tcMar>
-              <w:top w:type="dxa" w:w="50"/>
-              <w:left w:type="dxa" w:w="90"/>
-              <w:bottom w:type="dxa" w:w="50"/>
-              <w:right w:type="dxa" w:w="90"/>
-            </w:tcMar>
-          </w:tcPr>
-          <w:p>
-            <w:r>
-              <w:rPr>
-                <w:sz w:val="18"/>
-                <w:szCs w:val="18"/>
-              </w:rPr>
-              <w:t xml:space="preserve">Design decisions</w:t>
-            </w:r>
-          </w:p>
-        </w:tc>
-        <w:tc>
-          <w:tcPr>
-            <w:tcW w:type="dxa" w:w="975"/>
-            <w:tcBorders>
-              <w:top w:val="single" w:color="9AA9B8" w:sz="4"/>
-              <w:left w:val="single" w:color="9AA9B8" w:sz="4"/>
-              <w:bottom w:val="single" w:color="9AA9B8" w:sz="4"/>
-              <w:right w:val="single" w:color="9AA9B8" w:sz="4"/>
-            </w:tcBorders>
-            <w:tcMar>
-              <w:top w:type="dxa" w:w="50"/>
-              <w:left w:type="dxa" w:w="90"/>
-              <w:bottom w:type="dxa" w:w="50"/>
-              <w:right w:type="dxa" w:w="90"/>
-            </w:tcMar>
-          </w:tcPr>
-          <w:p>
-            <w:r>
-              <w:rPr>
-                <w:sz w:val="18"/>
-                <w:szCs w:val="18"/>
-              </w:rPr>
-              <w:t xml:space="preserve">13–14</w:t>
-            </w:r>
-          </w:p>
-        </w:tc>
-        <w:tc>
-          <w:tcPr>
-            <w:tcW w:type="dxa" w:w="1343"/>
-            <w:tcBorders>
-              <w:top w:val="single" w:color="9AA9B8" w:sz="4"/>
-              <w:left w:val="single" w:color="9AA9B8" w:sz="4"/>
-              <w:bottom w:val="single" w:color="9AA9B8" w:sz="4"/>
-              <w:right w:val="single" w:color="9AA9B8" w:sz="4"/>
-            </w:tcBorders>
-            <w:tcMar>
-              <w:top w:type="dxa" w:w="50"/>
-              <w:left w:type="dxa" w:w="90"/>
-              <w:bottom w:type="dxa" w:w="50"/>
-              <w:right w:type="dxa" w:w="90"/>
-            </w:tcMar>
-          </w:tcPr>
-          <w:p>
-            <w:r>
-              <w:rPr>
-                <w:sz w:val="18"/>
-                <w:szCs w:val="18"/>
-              </w:rPr>
-              <w:t xml:space="preserve">11:30–13:30</w:t>
+            <w:tcW w:type="dxa" w:w="6855"/>
+            <w:tcBorders>
+              <w:top w:val="single" w:color="9AA9B8" w:sz="4"/>
+              <w:left w:val="single" w:color="9AA9B8" w:sz="4"/>
+              <w:bottom w:val="single" w:color="9AA9B8" w:sz="4"/>
+              <w:right w:val="single" w:color="9AA9B8" w:sz="4"/>
+            </w:tcBorders>
+            <w:tcMar>
+              <w:top w:type="dxa" w:w="50"/>
+              <w:left w:type="dxa" w:w="90"/>
+              <w:bottom w:type="dxa" w:w="50"/>
+              <w:right w:type="dxa" w:w="90"/>
+            </w:tcMar>
+          </w:tcPr>
+          <w:p>
+            <w:r>
+              <w:rPr>
+                <w:sz w:val="18"/>
+                <w:szCs w:val="18"/>
+              </w:rPr>
+              <w:t xml:space="preserve">Design decisions: rejected inheritances, the alternative, SOLID</w:t>
+            </w:r>
+          </w:p>
+        </w:tc>
+        <w:tc>
+          <w:tcPr>
+            <w:tcW w:type="dxa" w:w="914"/>
+            <w:tcBorders>
+              <w:top w:val="single" w:color="9AA9B8" w:sz="4"/>
+              <w:left w:val="single" w:color="9AA9B8" w:sz="4"/>
+              <w:bottom w:val="single" w:color="9AA9B8" w:sz="4"/>
+              <w:right w:val="single" w:color="9AA9B8" w:sz="4"/>
+            </w:tcBorders>
+            <w:tcMar>
+              <w:top w:type="dxa" w:w="50"/>
+              <w:left w:type="dxa" w:w="90"/>
+              <w:bottom w:type="dxa" w:w="50"/>
+              <w:right w:type="dxa" w:w="90"/>
+            </w:tcMar>
+          </w:tcPr>
+          <w:p>
+            <w:r>
+              <w:rPr>
+                <w:sz w:val="18"/>
+                <w:szCs w:val="18"/>
+              </w:rPr>
+              <w:t xml:space="preserve">13–15</w:t>
+            </w:r>
+          </w:p>
+        </w:tc>
+        <w:tc>
+          <w:tcPr>
+            <w:tcW w:type="dxa" w:w="1257"/>
+            <w:tcBorders>
+              <w:top w:val="single" w:color="9AA9B8" w:sz="4"/>
+              <w:left w:val="single" w:color="9AA9B8" w:sz="4"/>
+              <w:bottom w:val="single" w:color="9AA9B8" w:sz="4"/>
+              <w:right w:val="single" w:color="9AA9B8" w:sz="4"/>
+            </w:tcBorders>
+            <w:tcMar>
+              <w:top w:type="dxa" w:w="50"/>
+              <w:left w:type="dxa" w:w="90"/>
+              <w:bottom w:type="dxa" w:w="50"/>
+              <w:right w:type="dxa" w:w="90"/>
+            </w:tcMar>
+          </w:tcPr>
+          <w:p>
+            <w:r>
+              <w:rPr>
+                <w:sz w:val="18"/>
+                <w:szCs w:val="18"/>
+              </w:rPr>
+              <w:t xml:space="preserve">10:30–13:15</w:t>
             </w:r>
           </w:p>
         </w:tc>
@@ -504,79 +504,79 @@
         </w:trPr>
         <w:tc>
           <w:tcPr>
-            <w:tcW w:type="dxa" w:w="6708"/>
-            <w:tcBorders>
-              <w:top w:val="single" w:color="9AA9B8" w:sz="4"/>
-              <w:left w:val="single" w:color="9AA9B8" w:sz="4"/>
-              <w:bottom w:val="single" w:color="9AA9B8" w:sz="4"/>
-              <w:right w:val="single" w:color="9AA9B8" w:sz="4"/>
-            </w:tcBorders>
-            <w:tcMar>
-              <w:top w:type="dxa" w:w="50"/>
-              <w:left w:type="dxa" w:w="90"/>
-              <w:bottom w:type="dxa" w:w="50"/>
-              <w:right w:type="dxa" w:w="90"/>
-            </w:tcMar>
-          </w:tcPr>
-          <w:p>
-            <w:r>
-              <w:rPr>
-                <w:sz w:val="18"/>
-                <w:szCs w:val="18"/>
-              </w:rPr>
-              <w:t xml:space="preserve">Behaviour: scenarios, coverage, flowcharts</w:t>
-            </w:r>
-          </w:p>
-        </w:tc>
-        <w:tc>
-          <w:tcPr>
-            <w:tcW w:type="dxa" w:w="975"/>
-            <w:tcBorders>
-              <w:top w:val="single" w:color="9AA9B8" w:sz="4"/>
-              <w:left w:val="single" w:color="9AA9B8" w:sz="4"/>
-              <w:bottom w:val="single" w:color="9AA9B8" w:sz="4"/>
-              <w:right w:val="single" w:color="9AA9B8" w:sz="4"/>
-            </w:tcBorders>
-            <w:tcMar>
-              <w:top w:type="dxa" w:w="50"/>
-              <w:left w:type="dxa" w:w="90"/>
-              <w:bottom w:type="dxa" w:w="50"/>
-              <w:right w:type="dxa" w:w="90"/>
-            </w:tcMar>
-          </w:tcPr>
-          <w:p>
-            <w:r>
-              <w:rPr>
-                <w:sz w:val="18"/>
-                <w:szCs w:val="18"/>
-              </w:rPr>
-              <w:t xml:space="preserve">15–17</w:t>
-            </w:r>
-          </w:p>
-        </w:tc>
-        <w:tc>
-          <w:tcPr>
-            <w:tcW w:type="dxa" w:w="1343"/>
-            <w:tcBorders>
-              <w:top w:val="single" w:color="9AA9B8" w:sz="4"/>
-              <w:left w:val="single" w:color="9AA9B8" w:sz="4"/>
-              <w:bottom w:val="single" w:color="9AA9B8" w:sz="4"/>
-              <w:right w:val="single" w:color="9AA9B8" w:sz="4"/>
-            </w:tcBorders>
-            <w:tcMar>
-              <w:top w:type="dxa" w:w="50"/>
-              <w:left w:type="dxa" w:w="90"/>
-              <w:bottom w:type="dxa" w:w="50"/>
-              <w:right w:type="dxa" w:w="90"/>
-            </w:tcMar>
-          </w:tcPr>
-          <w:p>
-            <w:r>
-              <w:rPr>
-                <w:sz w:val="18"/>
-                <w:szCs w:val="18"/>
-              </w:rPr>
-              <w:t xml:space="preserve">13:30–16:15</w:t>
+            <w:tcW w:type="dxa" w:w="6855"/>
+            <w:tcBorders>
+              <w:top w:val="single" w:color="9AA9B8" w:sz="4"/>
+              <w:left w:val="single" w:color="9AA9B8" w:sz="4"/>
+              <w:bottom w:val="single" w:color="9AA9B8" w:sz="4"/>
+              <w:right w:val="single" w:color="9AA9B8" w:sz="4"/>
+            </w:tcBorders>
+            <w:tcMar>
+              <w:top w:type="dxa" w:w="50"/>
+              <w:left w:type="dxa" w:w="90"/>
+              <w:bottom w:type="dxa" w:w="50"/>
+              <w:right w:type="dxa" w:w="90"/>
+            </w:tcMar>
+          </w:tcPr>
+          <w:p>
+            <w:r>
+              <w:rPr>
+                <w:sz w:val="18"/>
+                <w:szCs w:val="18"/>
+              </w:rPr>
+              <w:t xml:space="preserve">Behaviour: scenarios, coverage, flowcharts, sequence diagram</w:t>
+            </w:r>
+          </w:p>
+        </w:tc>
+        <w:tc>
+          <w:tcPr>
+            <w:tcW w:type="dxa" w:w="914"/>
+            <w:tcBorders>
+              <w:top w:val="single" w:color="9AA9B8" w:sz="4"/>
+              <w:left w:val="single" w:color="9AA9B8" w:sz="4"/>
+              <w:bottom w:val="single" w:color="9AA9B8" w:sz="4"/>
+              <w:right w:val="single" w:color="9AA9B8" w:sz="4"/>
+            </w:tcBorders>
+            <w:tcMar>
+              <w:top w:type="dxa" w:w="50"/>
+              <w:left w:type="dxa" w:w="90"/>
+              <w:bottom w:type="dxa" w:w="50"/>
+              <w:right w:type="dxa" w:w="90"/>
+            </w:tcMar>
+          </w:tcPr>
+          <w:p>
+            <w:r>
+              <w:rPr>
+                <w:sz w:val="18"/>
+                <w:szCs w:val="18"/>
+              </w:rPr>
+              <w:t xml:space="preserve">16–19</w:t>
+            </w:r>
+          </w:p>
+        </w:tc>
+        <w:tc>
+          <w:tcPr>
+            <w:tcW w:type="dxa" w:w="1257"/>
+            <w:tcBorders>
+              <w:top w:val="single" w:color="9AA9B8" w:sz="4"/>
+              <w:left w:val="single" w:color="9AA9B8" w:sz="4"/>
+              <w:bottom w:val="single" w:color="9AA9B8" w:sz="4"/>
+              <w:right w:val="single" w:color="9AA9B8" w:sz="4"/>
+            </w:tcBorders>
+            <w:tcMar>
+              <w:top w:type="dxa" w:w="50"/>
+              <w:left w:type="dxa" w:w="90"/>
+              <w:bottom w:type="dxa" w:w="50"/>
+              <w:right w:type="dxa" w:w="90"/>
+            </w:tcMar>
+          </w:tcPr>
+          <w:p>
+            <w:r>
+              <w:rPr>
+                <w:sz w:val="18"/>
+                <w:szCs w:val="18"/>
+              </w:rPr>
+              <w:t xml:space="preserve">13:15–16:00</w:t>
             </w:r>
           </w:p>
         </w:tc>
@@ -587,7 +587,7 @@
         </w:trPr>
         <w:tc>
           <w:tcPr>
-            <w:tcW w:type="dxa" w:w="6708"/>
+            <w:tcW w:type="dxa" w:w="6855"/>
             <w:tcBorders>
               <w:top w:val="single" w:color="9AA9B8" w:sz="4"/>
               <w:left w:val="single" w:color="9AA9B8" w:sz="4"/>
@@ -613,53 +613,53 @@
         </w:tc>
         <w:tc>
           <w:tcPr>
-            <w:tcW w:type="dxa" w:w="975"/>
-            <w:tcBorders>
-              <w:top w:val="single" w:color="9AA9B8" w:sz="4"/>
-              <w:left w:val="single" w:color="9AA9B8" w:sz="4"/>
-              <w:bottom w:val="single" w:color="9AA9B8" w:sz="4"/>
-              <w:right w:val="single" w:color="9AA9B8" w:sz="4"/>
-            </w:tcBorders>
-            <w:tcMar>
-              <w:top w:type="dxa" w:w="50"/>
-              <w:left w:type="dxa" w:w="90"/>
-              <w:bottom w:type="dxa" w:w="50"/>
-              <w:right w:type="dxa" w:w="90"/>
-            </w:tcMar>
-          </w:tcPr>
-          <w:p>
-            <w:r>
-              <w:rPr>
-                <w:sz w:val="18"/>
-                <w:szCs w:val="18"/>
-              </w:rPr>
-              <w:t xml:space="preserve">18</w:t>
-            </w:r>
-          </w:p>
-        </w:tc>
-        <w:tc>
-          <w:tcPr>
-            <w:tcW w:type="dxa" w:w="1343"/>
-            <w:tcBorders>
-              <w:top w:val="single" w:color="9AA9B8" w:sz="4"/>
-              <w:left w:val="single" w:color="9AA9B8" w:sz="4"/>
-              <w:bottom w:val="single" w:color="9AA9B8" w:sz="4"/>
-              <w:right w:val="single" w:color="9AA9B8" w:sz="4"/>
-            </w:tcBorders>
-            <w:tcMar>
-              <w:top w:type="dxa" w:w="50"/>
-              <w:left w:type="dxa" w:w="90"/>
-              <w:bottom w:type="dxa" w:w="50"/>
-              <w:right w:type="dxa" w:w="90"/>
-            </w:tcMar>
-          </w:tcPr>
-          <w:p>
-            <w:r>
-              <w:rPr>
-                <w:sz w:val="18"/>
-                <w:szCs w:val="18"/>
-              </w:rPr>
-              <w:t xml:space="preserve">16:15–17:00</w:t>
+            <w:tcW w:type="dxa" w:w="914"/>
+            <w:tcBorders>
+              <w:top w:val="single" w:color="9AA9B8" w:sz="4"/>
+              <w:left w:val="single" w:color="9AA9B8" w:sz="4"/>
+              <w:bottom w:val="single" w:color="9AA9B8" w:sz="4"/>
+              <w:right w:val="single" w:color="9AA9B8" w:sz="4"/>
+            </w:tcBorders>
+            <w:tcMar>
+              <w:top w:type="dxa" w:w="50"/>
+              <w:left w:type="dxa" w:w="90"/>
+              <w:bottom w:type="dxa" w:w="50"/>
+              <w:right w:type="dxa" w:w="90"/>
+            </w:tcMar>
+          </w:tcPr>
+          <w:p>
+            <w:r>
+              <w:rPr>
+                <w:sz w:val="18"/>
+                <w:szCs w:val="18"/>
+              </w:rPr>
+              <w:t xml:space="preserve">20</w:t>
+            </w:r>
+          </w:p>
+        </w:tc>
+        <w:tc>
+          <w:tcPr>
+            <w:tcW w:type="dxa" w:w="1257"/>
+            <w:tcBorders>
+              <w:top w:val="single" w:color="9AA9B8" w:sz="4"/>
+              <w:left w:val="single" w:color="9AA9B8" w:sz="4"/>
+              <w:bottom w:val="single" w:color="9AA9B8" w:sz="4"/>
+              <w:right w:val="single" w:color="9AA9B8" w:sz="4"/>
+            </w:tcBorders>
+            <w:tcMar>
+              <w:top w:type="dxa" w:w="50"/>
+              <w:left w:type="dxa" w:w="90"/>
+              <w:bottom w:type="dxa" w:w="50"/>
+              <w:right w:type="dxa" w:w="90"/>
+            </w:tcMar>
+          </w:tcPr>
+          <w:p>
+            <w:r>
+              <w:rPr>
+                <w:sz w:val="18"/>
+                <w:szCs w:val="18"/>
+              </w:rPr>
+              <w:t xml:space="preserve">16:00–16:45</w:t>
             </w:r>
           </w:p>
         </w:tc>
@@ -670,7 +670,7 @@
         </w:trPr>
         <w:tc>
           <w:tcPr>
-            <w:tcW w:type="dxa" w:w="6708"/>
+            <w:tcW w:type="dxa" w:w="6855"/>
             <w:tcBorders>
               <w:top w:val="single" w:color="9AA9B8" w:sz="4"/>
               <w:left w:val="single" w:color="9AA9B8" w:sz="4"/>
@@ -696,53 +696,53 @@
         </w:tc>
         <w:tc>
           <w:tcPr>
-            <w:tcW w:type="dxa" w:w="975"/>
-            <w:tcBorders>
-              <w:top w:val="single" w:color="9AA9B8" w:sz="4"/>
-              <w:left w:val="single" w:color="9AA9B8" w:sz="4"/>
-              <w:bottom w:val="single" w:color="9AA9B8" w:sz="4"/>
-              <w:right w:val="single" w:color="9AA9B8" w:sz="4"/>
-            </w:tcBorders>
-            <w:tcMar>
-              <w:top w:type="dxa" w:w="50"/>
-              <w:left w:type="dxa" w:w="90"/>
-              <w:bottom w:type="dxa" w:w="50"/>
-              <w:right w:type="dxa" w:w="90"/>
-            </w:tcMar>
-          </w:tcPr>
-          <w:p>
-            <w:r>
-              <w:rPr>
-                <w:sz w:val="18"/>
-                <w:szCs w:val="18"/>
-              </w:rPr>
-              <w:t xml:space="preserve">19</w:t>
-            </w:r>
-          </w:p>
-        </w:tc>
-        <w:tc>
-          <w:tcPr>
-            <w:tcW w:type="dxa" w:w="1343"/>
-            <w:tcBorders>
-              <w:top w:val="single" w:color="9AA9B8" w:sz="4"/>
-              <w:left w:val="single" w:color="9AA9B8" w:sz="4"/>
-              <w:bottom w:val="single" w:color="9AA9B8" w:sz="4"/>
-              <w:right w:val="single" w:color="9AA9B8" w:sz="4"/>
-            </w:tcBorders>
-            <w:tcMar>
-              <w:top w:type="dxa" w:w="50"/>
-              <w:left w:type="dxa" w:w="90"/>
-              <w:bottom w:type="dxa" w:w="50"/>
-              <w:right w:type="dxa" w:w="90"/>
-            </w:tcMar>
-          </w:tcPr>
-          <w:p>
-            <w:r>
-              <w:rPr>
-                <w:sz w:val="18"/>
-                <w:szCs w:val="18"/>
-              </w:rPr>
-              <w:t xml:space="preserve">17:00–17:45</w:t>
+            <w:tcW w:type="dxa" w:w="914"/>
+            <w:tcBorders>
+              <w:top w:val="single" w:color="9AA9B8" w:sz="4"/>
+              <w:left w:val="single" w:color="9AA9B8" w:sz="4"/>
+              <w:bottom w:val="single" w:color="9AA9B8" w:sz="4"/>
+              <w:right w:val="single" w:color="9AA9B8" w:sz="4"/>
+            </w:tcBorders>
+            <w:tcMar>
+              <w:top w:type="dxa" w:w="50"/>
+              <w:left w:type="dxa" w:w="90"/>
+              <w:bottom w:type="dxa" w:w="50"/>
+              <w:right w:type="dxa" w:w="90"/>
+            </w:tcMar>
+          </w:tcPr>
+          <w:p>
+            <w:r>
+              <w:rPr>
+                <w:sz w:val="18"/>
+                <w:szCs w:val="18"/>
+              </w:rPr>
+              <w:t xml:space="preserve">21</w:t>
+            </w:r>
+          </w:p>
+        </w:tc>
+        <w:tc>
+          <w:tcPr>
+            <w:tcW w:type="dxa" w:w="1257"/>
+            <w:tcBorders>
+              <w:top w:val="single" w:color="9AA9B8" w:sz="4"/>
+              <w:left w:val="single" w:color="9AA9B8" w:sz="4"/>
+              <w:bottom w:val="single" w:color="9AA9B8" w:sz="4"/>
+              <w:right w:val="single" w:color="9AA9B8" w:sz="4"/>
+            </w:tcBorders>
+            <w:tcMar>
+              <w:top w:type="dxa" w:w="50"/>
+              <w:left w:type="dxa" w:w="90"/>
+              <w:bottom w:type="dxa" w:w="50"/>
+              <w:right w:type="dxa" w:w="90"/>
+            </w:tcMar>
+          </w:tcPr>
+          <w:p>
+            <w:r>
+              <w:rPr>
+                <w:sz w:val="18"/>
+                <w:szCs w:val="18"/>
+              </w:rPr>
+              <w:t xml:space="preserve">16:45–17:30</w:t>
             </w:r>
           </w:p>
         </w:tc>
@@ -753,7 +753,7 @@
         </w:trPr>
         <w:tc>
           <w:tcPr>
-            <w:tcW w:type="dxa" w:w="6708"/>
+            <w:tcW w:type="dxa" w:w="6855"/>
             <w:tcBorders>
               <w:top w:val="single" w:color="9AA9B8" w:sz="4"/>
               <w:left w:val="single" w:color="9AA9B8" w:sz="4"/>
@@ -779,53 +779,53 @@
         </w:tc>
         <w:tc>
           <w:tcPr>
-            <w:tcW w:type="dxa" w:w="975"/>
-            <w:tcBorders>
-              <w:top w:val="single" w:color="9AA9B8" w:sz="4"/>
-              <w:left w:val="single" w:color="9AA9B8" w:sz="4"/>
-              <w:bottom w:val="single" w:color="9AA9B8" w:sz="4"/>
-              <w:right w:val="single" w:color="9AA9B8" w:sz="4"/>
-            </w:tcBorders>
-            <w:tcMar>
-              <w:top w:type="dxa" w:w="50"/>
-              <w:left w:type="dxa" w:w="90"/>
-              <w:bottom w:type="dxa" w:w="50"/>
-              <w:right w:type="dxa" w:w="90"/>
-            </w:tcMar>
-          </w:tcPr>
-          <w:p>
-            <w:r>
-              <w:rPr>
-                <w:sz w:val="18"/>
-                <w:szCs w:val="18"/>
-              </w:rPr>
-              <w:t xml:space="preserve">20</w:t>
-            </w:r>
-          </w:p>
-        </w:tc>
-        <w:tc>
-          <w:tcPr>
-            <w:tcW w:type="dxa" w:w="1343"/>
-            <w:tcBorders>
-              <w:top w:val="single" w:color="9AA9B8" w:sz="4"/>
-              <w:left w:val="single" w:color="9AA9B8" w:sz="4"/>
-              <w:bottom w:val="single" w:color="9AA9B8" w:sz="4"/>
-              <w:right w:val="single" w:color="9AA9B8" w:sz="4"/>
-            </w:tcBorders>
-            <w:tcMar>
-              <w:top w:type="dxa" w:w="50"/>
-              <w:left w:type="dxa" w:w="90"/>
-              <w:bottom w:type="dxa" w:w="50"/>
-              <w:right w:type="dxa" w:w="90"/>
-            </w:tcMar>
-          </w:tcPr>
-          <w:p>
-            <w:r>
-              <w:rPr>
-                <w:sz w:val="18"/>
-                <w:szCs w:val="18"/>
-              </w:rPr>
-              <w:t xml:space="preserve">17:45–25:15</w:t>
+            <w:tcW w:type="dxa" w:w="914"/>
+            <w:tcBorders>
+              <w:top w:val="single" w:color="9AA9B8" w:sz="4"/>
+              <w:left w:val="single" w:color="9AA9B8" w:sz="4"/>
+              <w:bottom w:val="single" w:color="9AA9B8" w:sz="4"/>
+              <w:right w:val="single" w:color="9AA9B8" w:sz="4"/>
+            </w:tcBorders>
+            <w:tcMar>
+              <w:top w:type="dxa" w:w="50"/>
+              <w:left w:type="dxa" w:w="90"/>
+              <w:bottom w:type="dxa" w:w="50"/>
+              <w:right w:type="dxa" w:w="90"/>
+            </w:tcMar>
+          </w:tcPr>
+          <w:p>
+            <w:r>
+              <w:rPr>
+                <w:sz w:val="18"/>
+                <w:szCs w:val="18"/>
+              </w:rPr>
+              <w:t xml:space="preserve">22</w:t>
+            </w:r>
+          </w:p>
+        </w:tc>
+        <w:tc>
+          <w:tcPr>
+            <w:tcW w:type="dxa" w:w="1257"/>
+            <w:tcBorders>
+              <w:top w:val="single" w:color="9AA9B8" w:sz="4"/>
+              <w:left w:val="single" w:color="9AA9B8" w:sz="4"/>
+              <w:bottom w:val="single" w:color="9AA9B8" w:sz="4"/>
+              <w:right w:val="single" w:color="9AA9B8" w:sz="4"/>
+            </w:tcBorders>
+            <w:tcMar>
+              <w:top w:type="dxa" w:w="50"/>
+              <w:left w:type="dxa" w:w="90"/>
+              <w:bottom w:type="dxa" w:w="50"/>
+              <w:right w:type="dxa" w:w="90"/>
+            </w:tcMar>
+          </w:tcPr>
+          <w:p>
+            <w:r>
+              <w:rPr>
+                <w:sz w:val="18"/>
+                <w:szCs w:val="18"/>
+              </w:rPr>
+              <w:t xml:space="preserve">17:30–25:00</w:t>
             </w:r>
           </w:p>
         </w:tc>
@@ -836,7 +836,7 @@
         </w:trPr>
         <w:tc>
           <w:tcPr>
-            <w:tcW w:type="dxa" w:w="6708"/>
+            <w:tcW w:type="dxa" w:w="6855"/>
             <w:tcBorders>
               <w:top w:val="single" w:color="9AA9B8" w:sz="4"/>
               <w:left w:val="single" w:color="9AA9B8" w:sz="4"/>
@@ -862,53 +862,53 @@
         </w:tc>
         <w:tc>
           <w:tcPr>
-            <w:tcW w:type="dxa" w:w="975"/>
-            <w:tcBorders>
-              <w:top w:val="single" w:color="9AA9B8" w:sz="4"/>
-              <w:left w:val="single" w:color="9AA9B8" w:sz="4"/>
-              <w:bottom w:val="single" w:color="9AA9B8" w:sz="4"/>
-              <w:right w:val="single" w:color="9AA9B8" w:sz="4"/>
-            </w:tcBorders>
-            <w:tcMar>
-              <w:top w:type="dxa" w:w="50"/>
-              <w:left w:type="dxa" w:w="90"/>
-              <w:bottom w:type="dxa" w:w="50"/>
-              <w:right w:type="dxa" w:w="90"/>
-            </w:tcMar>
-          </w:tcPr>
-          <w:p>
-            <w:r>
-              <w:rPr>
-                <w:sz w:val="18"/>
-                <w:szCs w:val="18"/>
-              </w:rPr>
-              <w:t xml:space="preserve">21–22</w:t>
-            </w:r>
-          </w:p>
-        </w:tc>
-        <w:tc>
-          <w:tcPr>
-            <w:tcW w:type="dxa" w:w="1343"/>
-            <w:tcBorders>
-              <w:top w:val="single" w:color="9AA9B8" w:sz="4"/>
-              <w:left w:val="single" w:color="9AA9B8" w:sz="4"/>
-              <w:bottom w:val="single" w:color="9AA9B8" w:sz="4"/>
-              <w:right w:val="single" w:color="9AA9B8" w:sz="4"/>
-            </w:tcBorders>
-            <w:tcMar>
-              <w:top w:type="dxa" w:w="50"/>
-              <w:left w:type="dxa" w:w="90"/>
-              <w:bottom w:type="dxa" w:w="50"/>
-              <w:right w:type="dxa" w:w="90"/>
-            </w:tcMar>
-          </w:tcPr>
-          <w:p>
-            <w:r>
-              <w:rPr>
-                <w:sz w:val="18"/>
-                <w:szCs w:val="18"/>
-              </w:rPr>
-              <w:t xml:space="preserve">25:15–27:00</w:t>
+            <w:tcW w:type="dxa" w:w="914"/>
+            <w:tcBorders>
+              <w:top w:val="single" w:color="9AA9B8" w:sz="4"/>
+              <w:left w:val="single" w:color="9AA9B8" w:sz="4"/>
+              <w:bottom w:val="single" w:color="9AA9B8" w:sz="4"/>
+              <w:right w:val="single" w:color="9AA9B8" w:sz="4"/>
+            </w:tcBorders>
+            <w:tcMar>
+              <w:top w:type="dxa" w:w="50"/>
+              <w:left w:type="dxa" w:w="90"/>
+              <w:bottom w:type="dxa" w:w="50"/>
+              <w:right w:type="dxa" w:w="90"/>
+            </w:tcMar>
+          </w:tcPr>
+          <w:p>
+            <w:r>
+              <w:rPr>
+                <w:sz w:val="18"/>
+                <w:szCs w:val="18"/>
+              </w:rPr>
+              <w:t xml:space="preserve">23–24</w:t>
+            </w:r>
+          </w:p>
+        </w:tc>
+        <w:tc>
+          <w:tcPr>
+            <w:tcW w:type="dxa" w:w="1257"/>
+            <w:tcBorders>
+              <w:top w:val="single" w:color="9AA9B8" w:sz="4"/>
+              <w:left w:val="single" w:color="9AA9B8" w:sz="4"/>
+              <w:bottom w:val="single" w:color="9AA9B8" w:sz="4"/>
+              <w:right w:val="single" w:color="9AA9B8" w:sz="4"/>
+            </w:tcBorders>
+            <w:tcMar>
+              <w:top w:type="dxa" w:w="50"/>
+              <w:left w:type="dxa" w:w="90"/>
+              <w:bottom w:type="dxa" w:w="50"/>
+              <w:right w:type="dxa" w:w="90"/>
+            </w:tcMar>
+          </w:tcPr>
+          <w:p>
+            <w:r>
+              <w:rPr>
+                <w:sz w:val="18"/>
+                <w:szCs w:val="18"/>
+              </w:rPr>
+              <w:t xml:space="preserve">25:00–26:45</w:t>
             </w:r>
           </w:p>
         </w:tc>
@@ -919,7 +919,7 @@
         </w:trPr>
         <w:tc>
           <w:tcPr>
-            <w:tcW w:type="dxa" w:w="6708"/>
+            <w:tcW w:type="dxa" w:w="6855"/>
             <w:tcBorders>
               <w:top w:val="single" w:color="9AA9B8" w:sz="4"/>
               <w:left w:val="single" w:color="9AA9B8" w:sz="4"/>
@@ -945,7 +945,7 @@
         </w:tc>
         <w:tc>
           <w:tcPr>
-            <w:tcW w:type="dxa" w:w="975"/>
+            <w:tcW w:type="dxa" w:w="914"/>
             <w:tcBorders>
               <w:top w:val="single" w:color="9AA9B8" w:sz="4"/>
               <w:left w:val="single" w:color="9AA9B8" w:sz="4"/>
@@ -971,7 +971,7 @@
         </w:tc>
         <w:tc>
           <w:tcPr>
-            <w:tcW w:type="dxa" w:w="1343"/>
+            <w:tcW w:type="dxa" w:w="1257"/>
             <w:tcBorders>
               <w:top w:val="single" w:color="9AA9B8" w:sz="4"/>
               <w:left w:val="single" w:color="9AA9B8" w:sz="4"/>
@@ -1004,7 +1004,7 @@
     </w:p>
     <w:p>
       <w:r>
-        <w:t xml:space="preserve">If you are behind time, shorten slides 16 and 21; never cut the hierarchies (7–12) or the demo. These are what the brief marks.</w:t>
+        <w:t xml:space="preserve">If you are behind time, shorten slides 17 and 23; never cut the hierarchies (7–12) or the demo. These are what the brief marks.</w:t>
       </w:r>
     </w:p>
     <w:p>
@@ -1033,7 +1033,7 @@
           <w:b/>
           <w:bCs/>
         </w:rPr>
-        <w:t xml:space="preserve">2. Agenda (0:30–1:15).</w:t>
+        <w:t xml:space="preserve">2. Agenda (0:30–1:00).</w:t>
       </w:r>
       <w:r>
         <w:t xml:space="preserve"> Pehle research, phir class model aur hierarchies, phir design decisions, phir scenarios, phir live demo, aakhir mein limitations. Yeh tarteeb brief ke "Required Submission" ke mutabiq hai.</w:t>
@@ -1045,10 +1045,10 @@
           <w:b/>
           <w:bCs/>
         </w:rPr>
-        <w:t xml:space="preserve">3. Research sources (1:15–2:30).</w:t>
-      </w:r>
-      <w:r>
-        <w:t xml:space="preserve"> Aath banking sources: FATF, State Bank of Pakistan, Basel, ISO 20022, Visa/Mastercard, IFRS 9, BIAN, Fowler. Har ek ka ek sabaq batayein (slide par likha hai). Neeche likha hai ke chaar standards code ke peeche hain (IBAN, card numbers, PCI DSS, Money/JSON/xUnit); unki baat slide 19 par karein. </w:t>
+        <w:t xml:space="preserve">3. Research sources (1:00–2:15).</w:t>
+      </w:r>
+      <w:r>
+        <w:t xml:space="preserve"> Aath banking sources: FATF, State Bank of Pakistan, Basel, ISO 20022, Visa/Mastercard, IFRS 9, BIAN, Fowler. Har ek ka ek sabaq batayein (slide par likha hai). Neeche likha hai ke chaar standards code ke peeche hain (IBAN, card numbers, PCI DSS, Money/JSON/xUnit); unki baat slide 21 par karein. </w:t>
       </w:r>
       <w:r>
         <w:rPr>
@@ -1064,7 +1064,7 @@
           <w:b/>
           <w:bCs/>
         </w:rPr>
-        <w:t xml:space="preserve">4. Research changed the design (2:30–3:45).</w:t>
+        <w:t xml:space="preserve">4. Research changed the design (2:15–3:15).</w:t>
       </w:r>
       <w:r>
         <w:t xml:space="preserve"> Har row: pehla khayal → research ne kya dikhaya → design. Sab se wazeh misaal: Customer subclass nahi, kyunke KYC mein customer, director, signatory ek hi insaan ke roles hain. Aakhri row: payee ka account number ab IBAN hai, jis ke check digits ghalat type kiya hua number pakar lete hain.</w:t>
@@ -1076,19 +1076,19 @@
           <w:b/>
           <w:bCs/>
         </w:rPr>
-        <w:t xml:space="preserve">5. At a glance (3:45–4:30).</w:t>
-      </w:r>
-      <w:r>
-        <w:t xml:space="preserve"> Ek file, koi library nahi. 74 business classes, 98 operations, 4 multi-level hierarchies, 16 scenarios, 81 tests, trial balance 0.00. Brief 30 classes maangta hai; sirf woh 51 classes jin ka apna behaviour hai, woh bhi 30 se zyada hain (report 5.1).</w:t>
-      </w:r>
-    </w:p>
-    <w:p>
-      <w:r>
-        <w:rPr>
-          <w:b/>
-          <w:bCs/>
-        </w:rPr>
-        <w:t xml:space="preserve">6. Core rule (4:30–5:45).</w:t>
+        <w:t xml:space="preserve">5. At a glance (3:15–4:00).</w:t>
+      </w:r>
+      <w:r>
+        <w:t xml:space="preserve"> Ek file, koi library nahi. 74 business classes, 98 operations, 4 multi-level hierarchies, 16 scenarios, 84 tests, trial balance 0.00. Brief 30 classes maangta hai; sirf woh 51 classes jin ka apna behaviour hai, woh bhi 30 se zyada hain (report 5.1).</w:t>
+      </w:r>
+    </w:p>
+    <w:p>
+      <w:r>
+        <w:rPr>
+          <w:b/>
+          <w:bCs/>
+        </w:rPr>
+        <w:t xml:space="preserve">6. Core rule (4:00–5:00).</w:t>
       </w:r>
       <w:r>
         <w:t xml:space="preserve"> Chaar tareeqe: Period (mandate ki validity), StatusHistory (har status ki date), Versions (terms, payee details), Counter-records (Reversal naya record hai). Is liye "date X par kya sach tha" hamesha answer ho sakta hai.</w:t>
@@ -1100,7 +1100,7 @@
           <w:b/>
           <w:bCs/>
         </w:rPr>
-        <w:t xml:space="preserve">7. Class model overview (5:45–6:45).</w:t>
+        <w:t xml:space="preserve">7. Class model overview (5:00–5:45).</w:t>
       </w:r>
       <w:r>
         <w:t xml:space="preserve"> Chaar hierarchies: Party, Arrangement, BankTransaction, Case. Baqi classes (Mandate, ProductDefinition, IssuedCard, Employee) association se jurri hain, kyunke related hain magar ek doosre ki qism nahi.</w:t>
@@ -1112,7 +1112,7 @@
           <w:b/>
           <w:bCs/>
         </w:rPr>
-        <w:t xml:space="preserve">8. Parties (6:45–7:45).</w:t>
+        <w:t xml:space="preserve">8. Parties (5:45–6:45).</w:t>
       </w:r>
       <w:r>
         <w:t xml:space="preserve"> Party → Organization → Company / Charity; Party → Person. Organization officers, owners aur mandates add karta hai. </w:t>
@@ -1135,7 +1135,7 @@
           <w:b/>
           <w:bCs/>
         </w:rPr>
-        <w:t xml:space="preserve">9. Arrangements (7:45–8:45).</w:t>
+        <w:t xml:space="preserve">9. Arrangements (6:45–7:45).</w:t>
       </w:r>
       <w:r>
         <w:t xml:space="preserve"> DepositAccount ledger aur balance add karta hai; har subclass ek rule badalti hai (SavingsAccount monthly limit, FixedTermDeposit maturity). FinancingAgreement sibling hai, kyunke us mein customer ka paisa nahi, wajib-ul-ada paisa hai.</w:t>
@@ -1147,7 +1147,7 @@
           <w:b/>
           <w:bCs/>
         </w:rPr>
-        <w:t xml:space="preserve">10. Transactions (8:45–9:45).</w:t>
+        <w:t xml:space="preserve">10. Transactions (7:45–8:45).</w:t>
       </w:r>
       <w:r>
         <w:t xml:space="preserve"> CustomerPayment mandate aur second signatory add karta hai. Reversal → Chargeback: chargeback ek khaas reversal hai. MerchantRefund reversal nahi, kyunke purchase valid rehti hai.</w:t>
@@ -1159,7 +1159,7 @@
           <w:b/>
           <w:bCs/>
         </w:rPr>
-        <w:t xml:space="preserve">11. Cases (9:45–10:30).</w:t>
+        <w:t xml:space="preserve">11. Cases (8:45–9:30).</w:t>
       </w:r>
       <w:r>
         <w:t xml:space="preserve"> Case ki history sab mein same; RiskCase restrictions rakhta hai aur jab tak restriction live ho, close nahi ho sakta (scenario 5).</w:t>
@@ -1171,7 +1171,7 @@
           <w:b/>
           <w:bCs/>
         </w:rPr>
-        <w:t xml:space="preserve">12. Abstract classes and lifecycles (10:30–11:30).</w:t>
+        <w:t xml:space="preserve">12. Abstract classes and lifecycles (9:30–10:30).</w:t>
       </w:r>
       <w:r>
         <w:t xml:space="preserve"> Roots abstract hain. Har class apna LIFECYCLE declare karti hai; StatusHistory ghalat move refuse karta hai; subclasses lifecycle extend karti hain. State diagram code se draw hota hai.</w:t>
@@ -1183,7 +1183,7 @@
           <w:b/>
           <w:bCs/>
         </w:rPr>
-        <w:t xml:space="preserve">13. Rejected inheritances (11:30–12:30).</w:t>
+        <w:t xml:space="preserve">13. Rejected inheritances (10:30–11:30).</w:t>
       </w:r>
       <w:r>
         <w:t xml:space="preserve"> Customer(Person), IssuedCard(DepositAccount), FinancingAgreement(DepositAccount), MerchantRefund(Reversal), har ek ki wajah. Report mein 14 hain.</w:t>
@@ -1195,7 +1195,7 @@
           <w:b/>
           <w:bCs/>
         </w:rPr>
-        <w:t xml:space="preserve">14. The alternative (12:30–13:30).</w:t>
+        <w:t xml:space="preserve">14. The alternative (11:30–12:15).</w:t>
       </w:r>
       <w:r>
         <w:t xml:space="preserve"> Account-centric model (flags aur edits) aasaan hai, magar purani history mita deta hai: brief ke dason critical cases mein fail.</w:t>
@@ -1207,7 +1207,85 @@
           <w:b/>
           <w:bCs/>
         </w:rPr>
-        <w:t xml:space="preserve">15. Scenarios (13:30–14:30).</w:t>
+        <w:t xml:space="preserve">15. SOLID and patterns (12:15–13:15).</w:t>
+      </w:r>
+      <w:r>
+        <w:t xml:space="preserve"> Course ke SOLID principles ko checklist ki tarah poore code par lagaya, aur do masle mile jo fix kiye. Pehla: </w:t>
+      </w:r>
+      <w:r>
+        <w:rPr>
+          <w:rFonts w:ascii="Consolas" w:cs="Consolas" w:eastAsia="Consolas" w:hAnsi="Consolas"/>
+          <w:sz w:val="19"/>
+          <w:szCs w:val="19"/>
+        </w:rPr>
+        <w:t xml:space="preserve">open_deposit_account</w:t>
+      </w:r>
+      <w:r>
+        <w:t xml:space="preserve"> mein </w:t>
+      </w:r>
+      <w:r>
+        <w:rPr>
+          <w:rFonts w:ascii="Consolas" w:cs="Consolas" w:eastAsia="Consolas" w:hAnsi="Consolas"/>
+          <w:sz w:val="19"/>
+          <w:szCs w:val="19"/>
+        </w:rPr>
+        <w:t xml:space="preserve">is FixedTermDeposit</w:t>
+      </w:r>
+      <w:r>
+        <w:t xml:space="preserve"> check tha, is liye FixedTermDeposit ki koi subclass payout-account rule chhor deti; ab yeh class constant hai jo har term deposit inherit karta hai, aur ek test nayi </w:t>
+      </w:r>
+      <w:r>
+        <w:rPr>
+          <w:rFonts w:ascii="Consolas" w:cs="Consolas" w:eastAsia="Consolas" w:hAnsi="Consolas"/>
+          <w:sz w:val="19"/>
+          <w:szCs w:val="19"/>
+        </w:rPr>
+        <w:t xml:space="preserve">IslamicTermDeposit</w:t>
+      </w:r>
+      <w:r>
+        <w:t xml:space="preserve"> subclass bana kar dikhata hai ke Bank badle baghair chalta hai. Doosra: </w:t>
+      </w:r>
+      <w:r>
+        <w:rPr>
+          <w:rFonts w:ascii="Consolas" w:cs="Consolas" w:eastAsia="Consolas" w:hAnsi="Consolas"/>
+          <w:sz w:val="19"/>
+          <w:szCs w:val="19"/>
+        </w:rPr>
+        <w:t xml:space="preserve">resolve_dispute</w:t>
+      </w:r>
+      <w:r>
+        <w:t xml:space="preserve"> ab payment se poochta hai (</w:t>
+      </w:r>
+      <w:r>
+        <w:rPr>
+          <w:rFonts w:ascii="Consolas" w:cs="Consolas" w:eastAsia="Consolas" w:hAnsi="Consolas"/>
+          <w:sz w:val="19"/>
+          <w:szCs w:val="19"/>
+        </w:rPr>
+        <w:t xml:space="preserve">dispute_refund()</w:t>
+      </w:r>
+      <w:r>
+        <w:t xml:space="preserve">): card payment Chargeback deta hai, baqi Reversal. Liskov: SavingsAccount zyada debits refuse karta hai magar usi BankingError se, is liye har caller chalta rehta hai. Imandari se kahein: </w:t>
+      </w:r>
+      <w:r>
+        <w:rPr>
+          <w:rFonts w:ascii="Consolas" w:cs="Consolas" w:eastAsia="Consolas" w:hAnsi="Consolas"/>
+          <w:sz w:val="19"/>
+          <w:szCs w:val="19"/>
+        </w:rPr>
+        <w:t xml:space="preserve">Bank</w:t>
+      </w:r>
+      <w:r>
+        <w:t xml:space="preserve"> class bari hai; bare bank mein yeh services mein toot jayegi (report 6.4).</w:t>
+      </w:r>
+    </w:p>
+    <w:p>
+      <w:r>
+        <w:rPr>
+          <w:b/>
+          <w:bCs/>
+        </w:rPr>
+        <w:t xml:space="preserve">16. Scenarios (13:15–14:00).</w:t>
       </w:r>
       <w:r>
         <w:t xml:space="preserve"> 16 scenarios; brief ke saare 10 critical cases. Do misaalein dein: expire hone wala document onboarding rokta hai; stolen card, replacement, purana card mil jata hai.</w:t>
@@ -1219,7 +1297,7 @@
           <w:b/>
           <w:bCs/>
         </w:rPr>
-        <w:t xml:space="preserve">16. Everything the brief names (14:30–15:15).</w:t>
+        <w:t xml:space="preserve">17. Everything the brief names (14:00–14:30).</w:t>
       </w:r>
       <w:r>
         <w:t xml:space="preserve"> Sole trader, term deposits, card controls, billers, collections, auditors: har cheez ka class aur test hai (report 3.2). </w:t>
@@ -1238,7 +1316,7 @@
           <w:b/>
           <w:bCs/>
         </w:rPr>
-        <w:t xml:space="preserve">17. Flowcharts (15:15–16:15).</w:t>
+        <w:t xml:space="preserve">18. Flowcharts (14:30–15:15).</w:t>
       </w:r>
       <w:r>
         <w:t xml:space="preserve"> Transfer flowchart: beneficiary, authority, funds, dual control, compliance hold, usi tarteeb mein jaise code check karta hai. Red end = refused, magar record mein rehta hai.</w:t>
@@ -1250,7 +1328,19 @@
           <w:b/>
           <w:bCs/>
         </w:rPr>
-        <w:t xml:space="preserve">18. Saving and the assistant (16:15–17:00).</w:t>
+        <w:t xml:space="preserve">19. Sequence diagram (15:15–16:00).</w:t>
+      </w:r>
+      <w:r>
+        <w:t xml:space="preserve"> Yeh scenario 2 ka TRF-002 hai: teen din, teen log. Hamza payment shuru karta hai, Ayesha second signatory ke taur par approve karti hai, Kamran compliance se release karta hai. Dikhayein ke har qadam par mandate aur funds dobara check hote hain, kyunke beech mein badal sakte hain. Diagram ka script demo ke apne records se label bharta hai, aur agar status trail na mile to diagram banane se inkaar karta hai (report 4.3).</w:t>
+      </w:r>
+    </w:p>
+    <w:p>
+      <w:r>
+        <w:rPr>
+          <w:b/>
+          <w:bCs/>
+        </w:rPr>
+        <w:t xml:space="preserve">20. Saving and the assistant (16:00–16:45).</w:t>
       </w:r>
       <w:r>
         <w:t xml:space="preserve"> Repository → JsonFileRepository / MemoryRepository: format parent mein, subclass sirf jagah batati hai. Assistant → OfflineAssistant → ClaudeAssistant: sirf parhta aur form bharta hai, Run insaan dabata hai.</w:t>
@@ -1262,7 +1352,7 @@
           <w:b/>
           <w:bCs/>
         </w:rPr>
-        <w:t xml:space="preserve">19. No libraries (17:00–17:45).</w:t>
+        <w:t xml:space="preserve">21. No libraries (16:45–17:30).</w:t>
       </w:r>
       <w:r>
         <w:t xml:space="preserve"> Program sirf </w:t>
@@ -1395,7 +1485,7 @@
           <w:b/>
           <w:bCs/>
         </w:rPr>
-        <w:t xml:space="preserve">20. Live demo (17:45–25:15).</w:t>
+        <w:t xml:space="preserve">22. Live demo (17:30–25:00).</w:t>
       </w:r>
       <w:r>
         <w:t xml:space="preserve"> Follow the demo path below.</w:t>
@@ -1407,7 +1497,7 @@
           <w:b/>
           <w:bCs/>
         </w:rPr>
-        <w:t xml:space="preserve">21. Code review (25:15–26:00).</w:t>
+        <w:t xml:space="preserve">23. Code review (25:00–25:45).</w:t>
       </w:r>
       <w:r>
         <w:t xml:space="preserve"> Asal code mein 20 defects mile, har ek ka fix aur test hai (docs/Code_Review.md). </w:t>
@@ -1426,7 +1516,7 @@
           <w:b/>
           <w:bCs/>
         </w:rPr>
-        <w:t xml:space="preserve">22. Limitations and close (26:00–27:00).</w:t>
+        <w:t xml:space="preserve">24. Limitations and close (25:45–26:45).</w:t>
       </w:r>
       <w:r>
         <w:t xml:space="preserve"> Aaj: single currency, ek JSON file (database nahi), sirf do signatories. Bara bank: database, services, login, Islamic products naye Arrangement subclasses ke taur par. Shukriya, sawalat?</w:t>
@@ -1469,7 +1559,7 @@
         <w:t xml:space="preserve">python banking_system.py --test</w:t>
       </w:r>
       <w:r>
-        <w:t xml:space="preserve"> (expect "Ran 81 tests ... OK").</w:t>
+        <w:t xml:space="preserve"> (expect "Ran 84 tests ... OK").</w:t>
       </w:r>
     </w:p>
     <w:p>
@@ -1924,7 +2014,7 @@
         <w:t xml:space="preserve">docs/screenshots/</w:t>
       </w:r>
       <w:r>
-        <w:t xml:space="preserve"> (slide 20 also has one). Say what you would have shown; the marks are for the design, not for a perfect click.</w:t>
+        <w:t xml:space="preserve"> (slide 22 also has one). Say what you would have shown; the marks are for the design, not for a perfect click.</w:t>
       </w:r>
     </w:p>
     <w:p>
@@ -1937,7 +2027,7 @@
     </w:p>
     <w:p>
       <w:r>
-        <w:t xml:space="preserve">Practise the 21 questions at the end of </w:t>
+        <w:t xml:space="preserve">Practise the 25 questions at the end of </w:t>
       </w:r>
       <w:r>
         <w:rPr>
